--- a/book/docx-por-capitulo/capitulo-19-python-vscode.docx
+++ b/book/docx-por-capitulo/capitulo-19-python-vscode.docx
@@ -7,6 +7,7 @@
         <w:pStyle w:val="Endure-ChapterTitle"/>
         <w:keepNext/>
         <w:spacing w:before="480" w:after="240"/>
+        <w:outlineLvl w:val="0"/>
       </w:pPr>
       <w:r>
         <w:rPr>
@@ -26,24 +27,36 @@
         <w:pStyle w:val="Endure-Subhead"/>
         <w:keepNext/>
         <w:spacing w:before="240" w:after="60"/>
-      </w:pPr>
-      <w:r>
+        <w:outlineLvl w:val="1"/>
+      </w:pPr>
+      <w:r>
+        <w:rPr>
+          <w:sz w:val="24"/>
+        </w:rPr>
         <w:t>Introducción</w:t>
       </w:r>
     </w:p>
     <w:p>
       <w:pPr>
         <w:pStyle w:val="Endure-FirstParagraphBodyText"/>
-      </w:pPr>
-      <w:r>
+        <w:spacing w:before="100" w:after="100"/>
+      </w:pPr>
+      <w:r>
+        <w:rPr>
+          <w:sz w:val="20"/>
+        </w:rPr>
         <w:t>Los capítulos de la Fase 1 convirtieron el Jetson en un servidor de inferencia de clase enterprise. Esta primera parte de la Fase 2 da un paso diferente: configurar el Jetson como un entorno de desarrollo Python remoto al que se accede cómodamente desde Windows o macOS usando Visual Studio Code con la extensión Remote SSH.</w:t>
       </w:r>
     </w:p>
     <w:p>
       <w:pPr>
         <w:pStyle w:val="Endure-ChapterBodyText"/>
-      </w:pPr>
-      <w:r>
+        <w:spacing w:before="100" w:after="100"/>
+      </w:pPr>
+      <w:r>
+        <w:rPr>
+          <w:sz w:val="20"/>
+        </w:rPr>
         <w:t>Con esta configuración, el Jetson es el servidor donde se ejecuta el código — con su GPU de 275 TOPS, sus 64 GB de RAM unificada y todos los modelos instalados — mientras que su computadora actúa como interfaz gráfica. Puede editar código, depurar, ver gráficas y ejecutar notebooks Jupyter, todo con la apariencia de un entorno local pero el poder del Jetson.</w:t>
       </w:r>
     </w:p>
@@ -102,10 +115,12 @@
     <w:p>
       <w:pPr>
         <w:pStyle w:val="Endure-ChapterBodyText"/>
+        <w:spacing w:before="100" w:after="100"/>
       </w:pPr>
       <w:r>
         <w:rPr>
           <w:b/>
+          <w:sz w:val="20"/>
         </w:rPr>
         <w:t>Prerequisitos:</w:t>
       </w:r>
@@ -113,64 +128,76 @@
     <w:p>
       <w:pPr>
         <w:pStyle w:val="Endure-ChapterBodyText"/>
-        <w:spacing w:before="20" w:after="20"/>
+        <w:spacing w:before="40" w:after="40"/>
         <w:ind w:left="360" w:hanging="216"/>
       </w:pPr>
       <w:r>
         <w:rPr>
-          <w:sz w:val="18"/>
+          <w:sz w:val="20"/>
         </w:rPr>
         <w:t xml:space="preserve">• </w:t>
       </w:r>
       <w:r>
+        <w:rPr>
+          <w:sz w:val="20"/>
+        </w:rPr>
         <w:t>Capítulo 7 completada (SSH + IP estática)</w:t>
       </w:r>
     </w:p>
     <w:p>
       <w:pPr>
         <w:pStyle w:val="Endure-ChapterBodyText"/>
-        <w:spacing w:before="20" w:after="20"/>
+        <w:spacing w:before="40" w:after="40"/>
         <w:ind w:left="360" w:hanging="216"/>
       </w:pPr>
       <w:r>
         <w:rPr>
-          <w:sz w:val="18"/>
+          <w:sz w:val="20"/>
         </w:rPr>
         <w:t xml:space="preserve">• </w:t>
       </w:r>
       <w:r>
+        <w:rPr>
+          <w:sz w:val="20"/>
+        </w:rPr>
         <w:t>Capítulo 8 completada (Docker + NVIDIA NCT)</w:t>
       </w:r>
     </w:p>
     <w:p>
       <w:pPr>
         <w:pStyle w:val="Endure-ChapterBodyText"/>
-        <w:spacing w:before="20" w:after="20"/>
+        <w:spacing w:before="40" w:after="40"/>
         <w:ind w:left="360" w:hanging="216"/>
       </w:pPr>
       <w:r>
         <w:rPr>
-          <w:sz w:val="18"/>
+          <w:sz w:val="20"/>
         </w:rPr>
         <w:t xml:space="preserve">• </w:t>
       </w:r>
       <w:r>
+        <w:rPr>
+          <w:sz w:val="20"/>
+        </w:rPr>
         <w:t>Al menos un motor de inferencia activo (Capítulo 12/14)</w:t>
       </w:r>
     </w:p>
     <w:p>
       <w:pPr>
         <w:pStyle w:val="Endure-ChapterBodyText"/>
-        <w:spacing w:before="20" w:after="20"/>
+        <w:spacing w:before="40" w:after="40"/>
         <w:ind w:left="360" w:hanging="216"/>
       </w:pPr>
       <w:r>
         <w:rPr>
-          <w:sz w:val="18"/>
+          <w:sz w:val="20"/>
         </w:rPr>
         <w:t xml:space="preserve">• </w:t>
       </w:r>
       <w:r>
+        <w:rPr>
+          <w:sz w:val="20"/>
+        </w:rPr>
         <w:t>VSCode instalado en su computadora</w:t>
       </w:r>
     </w:p>
@@ -182,24 +209,31 @@
     <w:p>
       <w:pPr>
         <w:pStyle w:val="Endure-ChapterBodyText"/>
+        <w:spacing w:before="100" w:after="100"/>
       </w:pPr>
       <w:r>
         <w:rPr>
           <w:b/>
+          <w:sz w:val="20"/>
         </w:rPr>
         <w:t>Tiempo estimado de configuración:</w:t>
       </w:r>
       <w:r>
+        <w:rPr>
+          <w:sz w:val="20"/>
+        </w:rPr>
         <w:t xml:space="preserve"> 30–45 minutos</w:t>
       </w:r>
     </w:p>
     <w:p>
       <w:pPr>
         <w:pStyle w:val="Endure-ChapterBodyText"/>
+        <w:spacing w:before="100" w:after="100"/>
       </w:pPr>
       <w:r>
         <w:rPr>
           <w:b/>
+          <w:sz w:val="20"/>
         </w:rPr>
         <w:t>Al final de este capítulo podrá:</w:t>
       </w:r>
@@ -207,80 +241,95 @@
     <w:p>
       <w:pPr>
         <w:pStyle w:val="Endure-ChapterBodyText"/>
-        <w:spacing w:before="20" w:after="20"/>
+        <w:spacing w:before="40" w:after="40"/>
         <w:ind w:left="360" w:hanging="216"/>
       </w:pPr>
       <w:r>
         <w:rPr>
-          <w:sz w:val="18"/>
+          <w:sz w:val="20"/>
         </w:rPr>
         <w:t xml:space="preserve">• </w:t>
       </w:r>
       <w:r>
+        <w:rPr>
+          <w:sz w:val="20"/>
+        </w:rPr>
         <w:t>Desarrollar Python en el Jetson desde VSCode en su PC</w:t>
       </w:r>
     </w:p>
     <w:p>
       <w:pPr>
         <w:pStyle w:val="Endure-ChapterBodyText"/>
-        <w:spacing w:before="20" w:after="20"/>
+        <w:spacing w:before="40" w:after="40"/>
         <w:ind w:left="360" w:hanging="216"/>
       </w:pPr>
       <w:r>
         <w:rPr>
-          <w:sz w:val="18"/>
+          <w:sz w:val="20"/>
         </w:rPr>
         <w:t xml:space="preserve">• </w:t>
       </w:r>
       <w:r>
+        <w:rPr>
+          <w:sz w:val="20"/>
+        </w:rPr>
         <w:t>Ejecutar notebooks Jupyter en el Jetson y verlos en su browser</w:t>
       </w:r>
     </w:p>
     <w:p>
       <w:pPr>
         <w:pStyle w:val="Endure-ChapterBodyText"/>
-        <w:spacing w:before="20" w:after="20"/>
+        <w:spacing w:before="40" w:after="40"/>
         <w:ind w:left="360" w:hanging="216"/>
       </w:pPr>
       <w:r>
         <w:rPr>
-          <w:sz w:val="18"/>
+          <w:sz w:val="20"/>
         </w:rPr>
         <w:t xml:space="preserve">• </w:t>
       </w:r>
       <w:r>
+        <w:rPr>
+          <w:sz w:val="20"/>
+        </w:rPr>
         <w:t>Instalar PyTorch con soporte CUDA 13.2.1 para JP 7.2</w:t>
       </w:r>
     </w:p>
     <w:p>
       <w:pPr>
         <w:pStyle w:val="Endure-ChapterBodyText"/>
-        <w:spacing w:before="20" w:after="20"/>
+        <w:spacing w:before="40" w:after="40"/>
         <w:ind w:left="360" w:hanging="216"/>
       </w:pPr>
       <w:r>
         <w:rPr>
-          <w:sz w:val="18"/>
+          <w:sz w:val="20"/>
         </w:rPr>
         <w:t xml:space="preserve">• </w:t>
       </w:r>
       <w:r>
+        <w:rPr>
+          <w:sz w:val="20"/>
+        </w:rPr>
         <w:t>Llamar a los modelos LLM desde Python (Ollama, vLLM, llama.cpp)</w:t>
       </w:r>
     </w:p>
     <w:p>
       <w:pPr>
         <w:pStyle w:val="Endure-ChapterBodyText"/>
-        <w:spacing w:before="20" w:after="20"/>
+        <w:spacing w:before="40" w:after="40"/>
         <w:ind w:left="360" w:hanging="216"/>
       </w:pPr>
       <w:r>
         <w:rPr>
-          <w:sz w:val="18"/>
+          <w:sz w:val="20"/>
         </w:rPr>
         <w:t xml:space="preserve">• </w:t>
       </w:r>
       <w:r>
+        <w:rPr>
+          <w:sz w:val="20"/>
+        </w:rPr>
         <w:t>Aplicar patrones de limpieza de memoria entre experimentos</w:t>
       </w:r>
     </w:p>
@@ -294,8 +343,12 @@
         <w:pStyle w:val="Endure-Subhead"/>
         <w:keepNext/>
         <w:spacing w:before="240" w:after="60"/>
-      </w:pPr>
-      <w:r>
+        <w:outlineLvl w:val="1"/>
+      </w:pPr>
+      <w:r>
+        <w:rPr>
+          <w:sz w:val="24"/>
+        </w:rPr>
         <w:t>17.1 Configurar VSCode Remote SSH</w:t>
       </w:r>
     </w:p>
@@ -345,7 +398,7 @@
             <w:r>
               <w:rPr>
                 <w:rFonts w:ascii="Courier New" w:hAnsi="Courier New"/>
-                <w:sz w:val="17"/>
+                <w:sz w:val="16"/>
               </w:rPr>
               <w:t>~/.ssh/config</w:t>
             </w:r>
@@ -366,10 +419,11 @@
         <w:pStyle w:val="Endure-Subhead"/>
         <w:keepNext/>
         <w:spacing w:before="160" w:after="60"/>
-      </w:pPr>
-      <w:r>
-        <w:rPr>
-          <w:sz w:val="18"/>
+        <w:outlineLvl w:val="2"/>
+      </w:pPr>
+      <w:r>
+        <w:rPr>
+          <w:sz w:val="22"/>
         </w:rPr>
         <w:t>17.1.1 Instalar la Extensión Remote SSH en VSCode</w:t>
       </w:r>
@@ -377,29 +431,37 @@
     <w:p>
       <w:pPr>
         <w:pStyle w:val="Endure-FirstParagraphBodyText"/>
-      </w:pPr>
-      <w:r>
+        <w:spacing w:before="100" w:after="100"/>
+      </w:pPr>
+      <w:r>
+        <w:rPr>
+          <w:sz w:val="20"/>
+        </w:rPr>
         <w:t>En su computadora (Windows/macOS/Linux):</w:t>
       </w:r>
     </w:p>
     <w:p>
       <w:pPr>
         <w:pStyle w:val="Endure-ChapterBodyText"/>
-        <w:spacing w:before="20" w:after="20"/>
+        <w:spacing w:before="40" w:after="40"/>
         <w:ind w:left="360" w:hanging="216"/>
       </w:pPr>
       <w:r>
         <w:rPr>
-          <w:sz w:val="18"/>
+          <w:sz w:val="20"/>
         </w:rPr>
         <w:t xml:space="preserve">1. </w:t>
       </w:r>
       <w:r>
+        <w:rPr>
+          <w:sz w:val="20"/>
+        </w:rPr>
         <w:t xml:space="preserve">Abra </w:t>
       </w:r>
       <w:r>
         <w:rPr>
           <w:b/>
+          <w:sz w:val="20"/>
         </w:rPr>
         <w:t>Visual Studio Code</w:t>
       </w:r>
@@ -407,92 +469,115 @@
     <w:p>
       <w:pPr>
         <w:pStyle w:val="Endure-ChapterBodyText"/>
-        <w:spacing w:before="20" w:after="20"/>
+        <w:spacing w:before="40" w:after="40"/>
         <w:ind w:left="360" w:hanging="216"/>
       </w:pPr>
       <w:r>
         <w:rPr>
-          <w:sz w:val="18"/>
+          <w:sz w:val="20"/>
         </w:rPr>
         <w:t xml:space="preserve">2. </w:t>
       </w:r>
       <w:r>
+        <w:rPr>
+          <w:sz w:val="20"/>
+        </w:rPr>
         <w:t xml:space="preserve">Vaya a </w:t>
       </w:r>
       <w:r>
         <w:rPr>
           <w:b/>
+          <w:sz w:val="20"/>
         </w:rPr>
         <w:t>Extensions</w:t>
       </w:r>
       <w:r>
+        <w:rPr>
+          <w:sz w:val="20"/>
+        </w:rPr>
         <w:t xml:space="preserve"> (</w:t>
       </w:r>
       <w:r>
         <w:rPr>
           <w:rFonts w:ascii="Courier New" w:hAnsi="Courier New"/>
-          <w:sz w:val="17"/>
+          <w:sz w:val="16"/>
         </w:rPr>
         <w:t>Ctrl+Shift+X</w:t>
       </w:r>
       <w:r>
+        <w:rPr>
+          <w:sz w:val="20"/>
+        </w:rPr>
         <w:t xml:space="preserve"> / </w:t>
       </w:r>
       <w:r>
         <w:rPr>
           <w:rFonts w:ascii="Courier New" w:hAnsi="Courier New"/>
-          <w:sz w:val="17"/>
+          <w:sz w:val="16"/>
         </w:rPr>
         <w:t>Cmd+Shift+X</w:t>
       </w:r>
       <w:r>
+        <w:rPr>
+          <w:sz w:val="20"/>
+        </w:rPr>
         <w:t>)</w:t>
       </w:r>
     </w:p>
     <w:p>
       <w:pPr>
         <w:pStyle w:val="Endure-ChapterBodyText"/>
-        <w:spacing w:before="20" w:after="20"/>
+        <w:spacing w:before="40" w:after="40"/>
         <w:ind w:left="360" w:hanging="216"/>
       </w:pPr>
       <w:r>
         <w:rPr>
-          <w:sz w:val="18"/>
+          <w:sz w:val="20"/>
         </w:rPr>
         <w:t xml:space="preserve">3. </w:t>
       </w:r>
       <w:r>
+        <w:rPr>
+          <w:sz w:val="20"/>
+        </w:rPr>
         <w:t xml:space="preserve">Busque </w:t>
       </w:r>
       <w:r>
         <w:rPr>
           <w:rFonts w:ascii="Courier New" w:hAnsi="Courier New"/>
-          <w:sz w:val="17"/>
+          <w:sz w:val="16"/>
         </w:rPr>
         <w:t>Remote - SSH</w:t>
       </w:r>
       <w:r>
+        <w:rPr>
+          <w:sz w:val="20"/>
+        </w:rPr>
         <w:t xml:space="preserve"> (publicada por Microsoft)</w:t>
       </w:r>
     </w:p>
     <w:p>
       <w:pPr>
         <w:pStyle w:val="Endure-ChapterBodyText"/>
-        <w:spacing w:before="20" w:after="20"/>
+        <w:spacing w:before="40" w:after="40"/>
         <w:ind w:left="360" w:hanging="216"/>
       </w:pPr>
       <w:r>
         <w:rPr>
-          <w:sz w:val="18"/>
+          <w:sz w:val="20"/>
         </w:rPr>
         <w:t xml:space="preserve">4. </w:t>
       </w:r>
       <w:r>
+        <w:rPr>
+          <w:sz w:val="20"/>
+        </w:rPr>
         <w:t xml:space="preserve">Haga clic en </w:t>
       </w:r>
       <w:r>
         <w:rPr>
           <w:b/>
+          <w:sz w:val="20"/>
         </w:rPr>
         <w:t>Install</w:t>
       </w:r>
@@ -505,52 +590,64 @@
     <w:p>
       <w:pPr>
         <w:pStyle w:val="Endure-ChapterBodyText"/>
-      </w:pPr>
-      <w:r>
+        <w:spacing w:before="100" w:after="100"/>
+      </w:pPr>
+      <w:r>
+        <w:rPr>
+          <w:sz w:val="20"/>
+        </w:rPr>
         <w:t>También instale las extensiones complementarias:</w:t>
       </w:r>
     </w:p>
     <w:p>
       <w:pPr>
         <w:pStyle w:val="Endure-ChapterBodyText"/>
-        <w:spacing w:before="20" w:after="20"/>
+        <w:spacing w:before="40" w:after="40"/>
         <w:ind w:left="360" w:hanging="216"/>
       </w:pPr>
       <w:r>
         <w:rPr>
-          <w:sz w:val="18"/>
+          <w:sz w:val="20"/>
         </w:rPr>
         <w:t xml:space="preserve">• </w:t>
       </w:r>
       <w:r>
         <w:rPr>
           <w:b/>
+          <w:sz w:val="20"/>
         </w:rPr>
         <w:t>Remote - SSH: Editing Configuration Files</w:t>
       </w:r>
       <w:r>
+        <w:rPr>
+          <w:sz w:val="20"/>
+        </w:rPr>
         <w:t xml:space="preserve"> (misma colección de Microsoft)</w:t>
       </w:r>
     </w:p>
     <w:p>
       <w:pPr>
         <w:pStyle w:val="Endure-ChapterBodyText"/>
-        <w:spacing w:before="20" w:after="20"/>
+        <w:spacing w:before="40" w:after="40"/>
         <w:ind w:left="360" w:hanging="216"/>
       </w:pPr>
       <w:r>
         <w:rPr>
-          <w:sz w:val="18"/>
+          <w:sz w:val="20"/>
         </w:rPr>
         <w:t xml:space="preserve">• </w:t>
       </w:r>
       <w:r>
         <w:rPr>
           <w:b/>
+          <w:sz w:val="20"/>
         </w:rPr>
         <w:t>Python</w:t>
       </w:r>
       <w:r>
+        <w:rPr>
+          <w:sz w:val="20"/>
+        </w:rPr>
         <w:t xml:space="preserve"> (Microsoft) — se instalará automáticamente en el Jetson cuando conecte</w:t>
       </w:r>
     </w:p>
@@ -564,10 +661,11 @@
         <w:pStyle w:val="Endure-Subhead"/>
         <w:keepNext/>
         <w:spacing w:before="160" w:after="60"/>
-      </w:pPr>
-      <w:r>
-        <w:rPr>
-          <w:sz w:val="18"/>
+        <w:outlineLvl w:val="2"/>
+      </w:pPr>
+      <w:r>
+        <w:rPr>
+          <w:sz w:val="22"/>
         </w:rPr>
         <w:t>17.1.2 Configurar el Archivo SSH Config</w:t>
       </w:r>
@@ -575,20 +673,25 @@
     <w:p>
       <w:pPr>
         <w:pStyle w:val="Endure-FirstParagraphBodyText"/>
+        <w:spacing w:before="100" w:after="100"/>
       </w:pPr>
       <w:r>
         <w:rPr>
           <w:b/>
+          <w:sz w:val="20"/>
         </w:rPr>
         <w:t>En Windows (PowerShell o Notepad):</w:t>
       </w:r>
       <w:r>
+        <w:rPr>
+          <w:sz w:val="20"/>
+        </w:rPr>
         <w:t xml:space="preserve"> Edite </w:t>
       </w:r>
       <w:r>
         <w:rPr>
           <w:rFonts w:ascii="Courier New" w:hAnsi="Courier New"/>
-          <w:sz w:val="17"/>
+          <w:sz w:val="16"/>
         </w:rPr>
         <w:t>C:\Users\&lt;SuUsuario&gt;\.ssh\config</w:t>
       </w:r>
@@ -596,20 +699,25 @@
     <w:p>
       <w:pPr>
         <w:pStyle w:val="Endure-ChapterBodyText"/>
+        <w:spacing w:before="100" w:after="100"/>
       </w:pPr>
       <w:r>
         <w:rPr>
           <w:b/>
+          <w:sz w:val="20"/>
         </w:rPr>
         <w:t>En macOS/Linux (terminal):</w:t>
       </w:r>
       <w:r>
+        <w:rPr>
+          <w:sz w:val="20"/>
+        </w:rPr>
         <w:t xml:space="preserve"> Edite </w:t>
       </w:r>
       <w:r>
         <w:rPr>
           <w:rFonts w:ascii="Courier New" w:hAnsi="Courier New"/>
-          <w:sz w:val="17"/>
+          <w:sz w:val="16"/>
         </w:rPr>
         <w:t>~/.ssh/config</w:t>
       </w:r>
@@ -627,7 +735,7 @@
         <w:tc>
           <w:tcPr>
             <w:tcW w:type="dxa" w:w="8152"/>
-            <w:shd w:val="clear" w:color="auto" w:fill="F2F2F2"/>
+            <w:shd w:val="clear" w:color="auto" w:fill="EAEAEA"/>
             <w:tcBorders>
               <w:left w:val="thick" w:sz="24" w:color="1A5A6A"/>
             </w:tcBorders>
@@ -665,6 +773,7 @@
             <w:r>
               <w:rPr>
                 <w:rFonts w:ascii="Courier New" w:hAnsi="Courier New"/>
+                <w:i/>
                 <w:color w:val="555555"/>
                 <w:sz w:val="16"/>
               </w:rPr>
@@ -681,6 +790,7 @@
             <w:r>
               <w:rPr>
                 <w:rFonts w:ascii="Courier New" w:hAnsi="Courier New"/>
+                <w:i/>
                 <w:color w:val="555555"/>
                 <w:sz w:val="16"/>
               </w:rPr>
@@ -697,6 +807,7 @@
             <w:r>
               <w:rPr>
                 <w:rFonts w:ascii="Courier New" w:hAnsi="Courier New"/>
+                <w:i/>
                 <w:color w:val="555555"/>
                 <w:sz w:val="16"/>
               </w:rPr>
@@ -713,6 +824,7 @@
             <w:r>
               <w:rPr>
                 <w:rFonts w:ascii="Courier New" w:hAnsi="Courier New"/>
+                <w:i/>
                 <w:color w:val="555555"/>
                 <w:sz w:val="16"/>
               </w:rPr>
@@ -729,6 +841,7 @@
             <w:r>
               <w:rPr>
                 <w:rFonts w:ascii="Courier New" w:hAnsi="Courier New"/>
+                <w:i/>
                 <w:color w:val="555555"/>
                 <w:sz w:val="16"/>
               </w:rPr>
@@ -745,6 +858,7 @@
             <w:r>
               <w:rPr>
                 <w:rFonts w:ascii="Courier New" w:hAnsi="Courier New"/>
+                <w:i/>
                 <w:color w:val="555555"/>
                 <w:sz w:val="16"/>
               </w:rPr>
@@ -761,6 +875,7 @@
             <w:r>
               <w:rPr>
                 <w:rFonts w:ascii="Courier New" w:hAnsi="Courier New"/>
+                <w:i/>
                 <w:color w:val="555555"/>
                 <w:sz w:val="16"/>
               </w:rPr>
@@ -821,7 +936,7 @@
             <w:r>
               <w:rPr>
                 <w:rFonts w:ascii="Courier New" w:hAnsi="Courier New"/>
-                <w:sz w:val="17"/>
+                <w:sz w:val="16"/>
               </w:rPr>
               <w:t>192.168.1.100</w:t>
             </w:r>
@@ -842,10 +957,11 @@
         <w:pStyle w:val="Endure-Subhead"/>
         <w:keepNext/>
         <w:spacing w:before="160" w:after="60"/>
-      </w:pPr>
-      <w:r>
-        <w:rPr>
-          <w:sz w:val="18"/>
+        <w:outlineLvl w:val="2"/>
+      </w:pPr>
+      <w:r>
+        <w:rPr>
+          <w:sz w:val="22"/>
         </w:rPr>
         <w:t>17.1.3 Conectar VSCode al Jetson</w:t>
       </w:r>
@@ -853,57 +969,70 @@
     <w:p>
       <w:pPr>
         <w:pStyle w:val="Endure-ChapterBodyText"/>
-        <w:spacing w:before="20" w:after="20"/>
+        <w:spacing w:before="40" w:after="40"/>
         <w:ind w:left="360" w:hanging="216"/>
       </w:pPr>
       <w:r>
         <w:rPr>
-          <w:sz w:val="18"/>
+          <w:sz w:val="20"/>
         </w:rPr>
         <w:t xml:space="preserve">1. </w:t>
       </w:r>
       <w:r>
+        <w:rPr>
+          <w:sz w:val="20"/>
+        </w:rPr>
         <w:t xml:space="preserve">En VSCode, pulse </w:t>
       </w:r>
       <w:r>
         <w:rPr>
           <w:rFonts w:ascii="Courier New" w:hAnsi="Courier New"/>
-          <w:sz w:val="17"/>
+          <w:sz w:val="16"/>
         </w:rPr>
         <w:t>F1</w:t>
       </w:r>
       <w:r>
+        <w:rPr>
+          <w:sz w:val="20"/>
+        </w:rPr>
         <w:t xml:space="preserve"> (o </w:t>
       </w:r>
       <w:r>
         <w:rPr>
           <w:rFonts w:ascii="Courier New" w:hAnsi="Courier New"/>
-          <w:sz w:val="17"/>
+          <w:sz w:val="16"/>
         </w:rPr>
         <w:t>Ctrl+Shift+P</w:t>
       </w:r>
       <w:r>
+        <w:rPr>
+          <w:sz w:val="20"/>
+        </w:rPr>
         <w:t>) para abrir el Command Palette</w:t>
       </w:r>
     </w:p>
     <w:p>
       <w:pPr>
         <w:pStyle w:val="Endure-ChapterBodyText"/>
-        <w:spacing w:before="20" w:after="20"/>
+        <w:spacing w:before="40" w:after="40"/>
         <w:ind w:left="360" w:hanging="216"/>
       </w:pPr>
       <w:r>
         <w:rPr>
-          <w:sz w:val="18"/>
+          <w:sz w:val="20"/>
         </w:rPr>
         <w:t xml:space="preserve">2. </w:t>
       </w:r>
       <w:r>
+        <w:rPr>
+          <w:sz w:val="20"/>
+        </w:rPr>
         <w:t xml:space="preserve">Escriba </w:t>
       </w:r>
       <w:r>
         <w:rPr>
           <w:b/>
+          <w:sz w:val="20"/>
         </w:rPr>
         <w:t>Remote-SSH: Connect to Host...</w:t>
       </w:r>
@@ -911,63 +1040,76 @@
     <w:p>
       <w:pPr>
         <w:pStyle w:val="Endure-ChapterBodyText"/>
-        <w:spacing w:before="20" w:after="20"/>
+        <w:spacing w:before="40" w:after="40"/>
         <w:ind w:left="360" w:hanging="216"/>
       </w:pPr>
       <w:r>
         <w:rPr>
-          <w:sz w:val="18"/>
+          <w:sz w:val="20"/>
         </w:rPr>
         <w:t xml:space="preserve">3. </w:t>
       </w:r>
       <w:r>
+        <w:rPr>
+          <w:sz w:val="20"/>
+        </w:rPr>
         <w:t xml:space="preserve">Seleccione </w:t>
       </w:r>
       <w:r>
         <w:rPr>
           <w:rFonts w:ascii="Courier New" w:hAnsi="Courier New"/>
-          <w:sz w:val="17"/>
+          <w:sz w:val="16"/>
         </w:rPr>
         <w:t>jetson</w:t>
       </w:r>
       <w:r>
+        <w:rPr>
+          <w:sz w:val="20"/>
+        </w:rPr>
         <w:t xml:space="preserve"> (aparece gracias al archivo config)</w:t>
       </w:r>
     </w:p>
     <w:p>
       <w:pPr>
         <w:pStyle w:val="Endure-ChapterBodyText"/>
-        <w:spacing w:before="20" w:after="20"/>
+        <w:spacing w:before="40" w:after="40"/>
         <w:ind w:left="360" w:hanging="216"/>
       </w:pPr>
       <w:r>
         <w:rPr>
-          <w:sz w:val="18"/>
+          <w:sz w:val="20"/>
         </w:rPr>
         <w:t xml:space="preserve">4. </w:t>
       </w:r>
       <w:r>
+        <w:rPr>
+          <w:sz w:val="20"/>
+        </w:rPr>
         <w:t>Se abre una nueva ventana de VSCode conectada al Jetson</w:t>
       </w:r>
     </w:p>
     <w:p>
       <w:pPr>
         <w:pStyle w:val="Endure-ChapterBodyText"/>
-        <w:spacing w:before="20" w:after="20"/>
+        <w:spacing w:before="40" w:after="40"/>
         <w:ind w:left="360" w:hanging="216"/>
       </w:pPr>
       <w:r>
         <w:rPr>
-          <w:sz w:val="18"/>
+          <w:sz w:val="20"/>
         </w:rPr>
         <w:t xml:space="preserve">5. </w:t>
       </w:r>
       <w:r>
+        <w:rPr>
+          <w:sz w:val="20"/>
+        </w:rPr>
         <w:t xml:space="preserve">En la esquina inferior izquierda verá: </w:t>
       </w:r>
       <w:r>
         <w:rPr>
           <w:b/>
+          <w:sz w:val="20"/>
         </w:rPr>
         <w:t>SSH: jetson</w:t>
       </w:r>
@@ -980,8 +1122,12 @@
     <w:p>
       <w:pPr>
         <w:pStyle w:val="Endure-ChapterBodyText"/>
-      </w:pPr>
-      <w:r>
+        <w:spacing w:before="100" w:after="100"/>
+      </w:pPr>
+      <w:r>
+        <w:rPr>
+          <w:sz w:val="20"/>
+        </w:rPr>
         <w:t>La primera conexión tarda ~1 minuto mientras VSCode instala su servidor en el Jetson. Las siguientes conexiones son inmediatas.</w:t>
       </w:r>
     </w:p>
@@ -990,10 +1136,11 @@
         <w:pStyle w:val="Endure-Subhead"/>
         <w:keepNext/>
         <w:spacing w:before="160" w:after="60"/>
-      </w:pPr>
-      <w:r>
-        <w:rPr>
-          <w:sz w:val="18"/>
+        <w:outlineLvl w:val="2"/>
+      </w:pPr>
+      <w:r>
+        <w:rPr>
+          <w:sz w:val="22"/>
         </w:rPr>
         <w:t>17.1.4 Instalar Extensiones Python en el Jetson (desde VSCode)</w:t>
       </w:r>
@@ -1001,59 +1148,76 @@
     <w:p>
       <w:pPr>
         <w:pStyle w:val="Endure-FirstParagraphBodyText"/>
-      </w:pPr>
-      <w:r>
+        <w:spacing w:before="100" w:after="100"/>
+      </w:pPr>
+      <w:r>
+        <w:rPr>
+          <w:sz w:val="20"/>
+        </w:rPr>
         <w:t>Con la ventana de VSCode conectada al Jetson:</w:t>
       </w:r>
     </w:p>
     <w:p>
       <w:pPr>
         <w:pStyle w:val="Endure-ChapterBodyText"/>
-        <w:spacing w:before="20" w:after="20"/>
+        <w:spacing w:before="40" w:after="40"/>
         <w:ind w:left="360" w:hanging="216"/>
       </w:pPr>
       <w:r>
         <w:rPr>
-          <w:sz w:val="18"/>
+          <w:sz w:val="20"/>
         </w:rPr>
         <w:t xml:space="preserve">1. </w:t>
       </w:r>
       <w:r>
+        <w:rPr>
+          <w:sz w:val="20"/>
+        </w:rPr>
         <w:t xml:space="preserve">Abra </w:t>
       </w:r>
       <w:r>
         <w:rPr>
           <w:b/>
+          <w:sz w:val="20"/>
         </w:rPr>
         <w:t>Extensions</w:t>
       </w:r>
       <w:r>
+        <w:rPr>
+          <w:sz w:val="20"/>
+        </w:rPr>
         <w:t xml:space="preserve"> (</w:t>
       </w:r>
       <w:r>
         <w:rPr>
           <w:rFonts w:ascii="Courier New" w:hAnsi="Courier New"/>
-          <w:sz w:val="17"/>
+          <w:sz w:val="16"/>
         </w:rPr>
         <w:t>Ctrl+Shift+X</w:t>
       </w:r>
       <w:r>
+        <w:rPr>
+          <w:sz w:val="20"/>
+        </w:rPr>
         <w:t>)</w:t>
       </w:r>
     </w:p>
     <w:p>
       <w:pPr>
         <w:pStyle w:val="Endure-ChapterBodyText"/>
-        <w:spacing w:before="20" w:after="20"/>
+        <w:spacing w:before="40" w:after="40"/>
         <w:ind w:left="360" w:hanging="216"/>
       </w:pPr>
       <w:r>
         <w:rPr>
-          <w:sz w:val="18"/>
+          <w:sz w:val="20"/>
         </w:rPr>
         <w:t xml:space="preserve">2. </w:t>
       </w:r>
       <w:r>
+        <w:rPr>
+          <w:sz w:val="20"/>
+        </w:rPr>
         <w:t>Busque e instale en el Jetson (no en su PC):</w:t>
       </w:r>
     </w:p>
@@ -1065,43 +1229,63 @@
     <w:p>
       <w:pPr>
         <w:pStyle w:val="Endure-ChapterBodyText"/>
-      </w:pPr>
-      <w:r>
+        <w:spacing w:before="100" w:after="100"/>
+      </w:pPr>
+      <w:r>
+        <w:rPr>
+          <w:sz w:val="20"/>
+        </w:rPr>
         <w:t xml:space="preserve">- </w:t>
       </w:r>
       <w:r>
         <w:rPr>
           <w:b/>
+          <w:sz w:val="20"/>
         </w:rPr>
         <w:t>Python</w:t>
       </w:r>
       <w:r>
-        <w:t xml:space="preserve"> (Microsoft)    - </w:t>
+        <w:rPr>
+          <w:sz w:val="20"/>
+        </w:rPr>
+        <w:t xml:space="preserve"> (Microsoft)  - </w:t>
       </w:r>
       <w:r>
         <w:rPr>
           <w:b/>
+          <w:sz w:val="20"/>
         </w:rPr>
         <w:t>Jupyter</w:t>
       </w:r>
       <w:r>
-        <w:t xml:space="preserve"> (Microsoft)    - </w:t>
+        <w:rPr>
+          <w:sz w:val="20"/>
+        </w:rPr>
+        <w:t xml:space="preserve"> (Microsoft)  - </w:t>
       </w:r>
       <w:r>
         <w:rPr>
           <w:b/>
+          <w:sz w:val="20"/>
         </w:rPr>
         <w:t>Pylance</w:t>
       </w:r>
       <w:r>
+        <w:rPr>
+          <w:sz w:val="20"/>
+        </w:rPr>
         <w:t xml:space="preserve"> (Microsoft)</w:t>
       </w:r>
     </w:p>
     <w:p>
       <w:pPr>
         <w:pStyle w:val="Endure-ChapterBodyText"/>
-      </w:pPr>
-      <w:r>
+        <w:spacing w:before="100" w:after="100"/>
+      </w:pPr>
+      <w:r>
+        <w:rPr>
+          <w:sz w:val="20"/>
+        </w:rPr>
         <w:t>Estas extensiones se instalan en el Jetson y se ejecutan allí. Su PC solo muestra la interfaz.</w:t>
       </w:r>
     </w:p>
@@ -1110,8 +1294,12 @@
         <w:pStyle w:val="Endure-Subhead"/>
         <w:keepNext/>
         <w:spacing w:before="240" w:after="60"/>
-      </w:pPr>
-      <w:r>
+        <w:outlineLvl w:val="1"/>
+      </w:pPr>
+      <w:r>
+        <w:rPr>
+          <w:sz w:val="24"/>
+        </w:rPr>
         <w:t>17.2 Crear el Entorno Virtual de Desarrollo</w:t>
       </w:r>
     </w:p>
@@ -1161,7 +1349,7 @@
             <w:r>
               <w:rPr>
                 <w:rFonts w:ascii="Courier New" w:hAnsi="Courier New"/>
-                <w:sz w:val="17"/>
+                <w:sz w:val="16"/>
               </w:rPr>
               <w:t>~/venvs/llm</w:t>
             </w:r>
@@ -1171,7 +1359,7 @@
             <w:r>
               <w:rPr>
                 <w:rFonts w:ascii="Courier New" w:hAnsi="Courier New"/>
-                <w:sz w:val="17"/>
+                <w:sz w:val="16"/>
               </w:rPr>
               <w:t>~/venvs/dev</w:t>
             </w:r>
@@ -1181,7 +1369,7 @@
             <w:r>
               <w:rPr>
                 <w:rFonts w:ascii="Courier New" w:hAnsi="Courier New"/>
-                <w:sz w:val="17"/>
+                <w:sz w:val="16"/>
               </w:rPr>
               <w:t>dev</w:t>
             </w:r>
@@ -1191,7 +1379,7 @@
             <w:r>
               <w:rPr>
                 <w:rFonts w:ascii="Courier New" w:hAnsi="Courier New"/>
-                <w:sz w:val="17"/>
+                <w:sz w:val="16"/>
               </w:rPr>
               <w:t>ls ~/venvs/</w:t>
             </w:r>
@@ -1212,10 +1400,11 @@
         <w:pStyle w:val="Endure-Subhead"/>
         <w:keepNext/>
         <w:spacing w:before="160" w:after="60"/>
-      </w:pPr>
-      <w:r>
-        <w:rPr>
-          <w:sz w:val="18"/>
+        <w:outlineLvl w:val="2"/>
+      </w:pPr>
+      <w:r>
+        <w:rPr>
+          <w:sz w:val="22"/>
         </w:rPr>
         <w:t>17.2.1 Entorno Virtual para Desarrollo Python</w:t>
       </w:r>
@@ -1223,38 +1412,51 @@
     <w:p>
       <w:pPr>
         <w:pStyle w:val="Endure-FirstParagraphBodyText"/>
-      </w:pPr>
-      <w:r>
+        <w:spacing w:before="100" w:after="100"/>
+      </w:pPr>
+      <w:r>
+        <w:rPr>
+          <w:sz w:val="20"/>
+        </w:rPr>
         <w:t>Abra un terminal integrado en VSCode (</w:t>
       </w:r>
       <w:r>
         <w:rPr>
           <w:rFonts w:ascii="Courier New" w:hAnsi="Courier New"/>
-          <w:sz w:val="17"/>
+          <w:sz w:val="16"/>
         </w:rPr>
         <w:t>Ctrl+Ñ</w:t>
       </w:r>
       <w:r>
+        <w:rPr>
+          <w:sz w:val="20"/>
+        </w:rPr>
         <w:t xml:space="preserve"> o </w:t>
       </w:r>
       <w:r>
         <w:rPr>
           <w:rFonts w:ascii="Courier New" w:hAnsi="Courier New"/>
-          <w:sz w:val="17"/>
+          <w:sz w:val="16"/>
         </w:rPr>
         <w:t>Ctrl+</w:t>
       </w:r>
       <w:r>
+        <w:rPr>
+          <w:sz w:val="20"/>
+        </w:rPr>
         <w:t xml:space="preserve"> </w:t>
       </w:r>
       <w:r>
         <w:rPr>
           <w:rFonts w:ascii="Courier New" w:hAnsi="Courier New"/>
-          <w:sz w:val="17"/>
+          <w:sz w:val="16"/>
         </w:rPr>
         <w:t xml:space="preserve"> </w:t>
       </w:r>
       <w:r>
+        <w:rPr>
+          <w:sz w:val="20"/>
+        </w:rPr>
         <w:t>): verá una terminal que se ejecuta directamente en el Jetson.</w:t>
       </w:r>
     </w:p>
@@ -1271,7 +1473,7 @@
         <w:tc>
           <w:tcPr>
             <w:tcW w:type="dxa" w:w="8152"/>
-            <w:shd w:val="clear" w:color="auto" w:fill="F2F2F2"/>
+            <w:shd w:val="clear" w:color="auto" w:fill="EAEAEA"/>
             <w:tcBorders>
               <w:left w:val="thick" w:sz="24" w:color="1A5A6A"/>
             </w:tcBorders>
@@ -1432,7 +1634,7 @@
         <w:tc>
           <w:tcPr>
             <w:tcW w:type="dxa" w:w="8152"/>
-            <w:shd w:val="clear" w:color="auto" w:fill="F2F2F2"/>
+            <w:shd w:val="clear" w:color="auto" w:fill="EAEAEA"/>
             <w:tcBorders>
               <w:left w:val="thick" w:sz="24" w:color="1A5A6A"/>
             </w:tcBorders>
@@ -1470,6 +1672,7 @@
             <w:r>
               <w:rPr>
                 <w:rFonts w:ascii="Courier New" w:hAnsi="Courier New"/>
+                <w:i/>
                 <w:color w:val="555555"/>
                 <w:sz w:val="16"/>
               </w:rPr>
@@ -1497,7 +1700,7 @@
         <w:tc>
           <w:tcPr>
             <w:tcW w:type="dxa" w:w="8152"/>
-            <w:shd w:val="clear" w:color="auto" w:fill="F2F2F2"/>
+            <w:shd w:val="clear" w:color="auto" w:fill="EAEAEA"/>
             <w:tcBorders>
               <w:left w:val="thick" w:sz="24" w:color="1A5A6A"/>
             </w:tcBorders>
@@ -1570,10 +1773,11 @@
         <w:pStyle w:val="Endure-Subhead"/>
         <w:keepNext/>
         <w:spacing w:before="160" w:after="60"/>
-      </w:pPr>
-      <w:r>
-        <w:rPr>
-          <w:sz w:val="18"/>
+        <w:outlineLvl w:val="2"/>
+      </w:pPr>
+      <w:r>
+        <w:rPr>
+          <w:sz w:val="22"/>
         </w:rPr>
         <w:t>17.2.2 Seleccionar el Intérprete Python en VSCode</w:t>
       </w:r>
@@ -1581,31 +1785,38 @@
     <w:p>
       <w:pPr>
         <w:pStyle w:val="Endure-ChapterBodyText"/>
-        <w:spacing w:before="20" w:after="20"/>
+        <w:spacing w:before="40" w:after="40"/>
         <w:ind w:left="360" w:hanging="216"/>
       </w:pPr>
       <w:r>
         <w:rPr>
-          <w:sz w:val="18"/>
+          <w:sz w:val="20"/>
         </w:rPr>
         <w:t xml:space="preserve">1. </w:t>
       </w:r>
       <w:r>
+        <w:rPr>
+          <w:sz w:val="20"/>
+        </w:rPr>
         <w:t xml:space="preserve">Pulse </w:t>
       </w:r>
       <w:r>
         <w:rPr>
           <w:rFonts w:ascii="Courier New" w:hAnsi="Courier New"/>
-          <w:sz w:val="17"/>
+          <w:sz w:val="16"/>
         </w:rPr>
         <w:t>F1</w:t>
       </w:r>
       <w:r>
+        <w:rPr>
+          <w:sz w:val="20"/>
+        </w:rPr>
         <w:t xml:space="preserve"> → </w:t>
       </w:r>
       <w:r>
         <w:rPr>
           <w:b/>
+          <w:sz w:val="20"/>
         </w:rPr>
         <w:t>Python: Select Interpreter</w:t>
       </w:r>
@@ -1613,21 +1824,25 @@
     <w:p>
       <w:pPr>
         <w:pStyle w:val="Endure-ChapterBodyText"/>
-        <w:spacing w:before="20" w:after="20"/>
+        <w:spacing w:before="40" w:after="40"/>
         <w:ind w:left="360" w:hanging="216"/>
       </w:pPr>
       <w:r>
         <w:rPr>
-          <w:sz w:val="18"/>
+          <w:sz w:val="20"/>
         </w:rPr>
         <w:t xml:space="preserve">2. </w:t>
       </w:r>
       <w:r>
+        <w:rPr>
+          <w:sz w:val="20"/>
+        </w:rPr>
         <w:t xml:space="preserve">Seleccione: </w:t>
       </w:r>
       <w:r>
         <w:rPr>
           <w:b/>
+          <w:sz w:val="20"/>
         </w:rPr>
         <w:t>Enter interpreter path...</w:t>
       </w:r>
@@ -1635,22 +1850,25 @@
     <w:p>
       <w:pPr>
         <w:pStyle w:val="Endure-ChapterBodyText"/>
-        <w:spacing w:before="20" w:after="20"/>
+        <w:spacing w:before="40" w:after="40"/>
         <w:ind w:left="360" w:hanging="216"/>
       </w:pPr>
       <w:r>
         <w:rPr>
-          <w:sz w:val="18"/>
+          <w:sz w:val="20"/>
         </w:rPr>
         <w:t xml:space="preserve">3. </w:t>
       </w:r>
       <w:r>
+        <w:rPr>
+          <w:sz w:val="20"/>
+        </w:rPr>
         <w:t xml:space="preserve">Escriba: </w:t>
       </w:r>
       <w:r>
         <w:rPr>
           <w:rFonts w:ascii="Courier New" w:hAnsi="Courier New"/>
-          <w:sz w:val="17"/>
+          <w:sz w:val="16"/>
         </w:rPr>
         <w:t>/home/jetson/venvs/dev/bin/python</w:t>
       </w:r>
@@ -1658,16 +1876,19 @@
     <w:p>
       <w:pPr>
         <w:pStyle w:val="Endure-ChapterBodyText"/>
-        <w:spacing w:before="20" w:after="20"/>
+        <w:spacing w:before="40" w:after="40"/>
         <w:ind w:left="360" w:hanging="216"/>
       </w:pPr>
       <w:r>
         <w:rPr>
-          <w:sz w:val="18"/>
+          <w:sz w:val="20"/>
         </w:rPr>
         <w:t xml:space="preserve">4. </w:t>
       </w:r>
       <w:r>
+        <w:rPr>
+          <w:sz w:val="20"/>
+        </w:rPr>
         <w:t>VSCode ahora usará este entorno por defecto para IntelliSense, debugging y ejecución</w:t>
       </w:r>
     </w:p>
@@ -1681,8 +1902,12 @@
         <w:pStyle w:val="Endure-Subhead"/>
         <w:keepNext/>
         <w:spacing w:before="240" w:after="60"/>
-      </w:pPr>
-      <w:r>
+        <w:outlineLvl w:val="1"/>
+      </w:pPr>
+      <w:r>
+        <w:rPr>
+          <w:sz w:val="24"/>
+        </w:rPr>
         <w:t>17.3 PyTorch con CUDA 13.2.1 para JetPack 7.2</w:t>
       </w:r>
     </w:p>
@@ -1732,7 +1957,7 @@
             <w:r>
               <w:rPr>
                 <w:rFonts w:ascii="Courier New" w:hAnsi="Courier New"/>
-                <w:sz w:val="17"/>
+                <w:sz w:val="16"/>
               </w:rPr>
               <w:t>.whl</w:t>
             </w:r>
@@ -1742,7 +1967,7 @@
             <w:r>
               <w:rPr>
                 <w:rFonts w:ascii="Courier New" w:hAnsi="Courier New"/>
-                <w:sz w:val="17"/>
+                <w:sz w:val="16"/>
               </w:rPr>
               <w:t>.exe</w:t>
             </w:r>
@@ -1752,7 +1977,7 @@
             <w:r>
               <w:rPr>
                 <w:rFonts w:ascii="Courier New" w:hAnsi="Courier New"/>
-                <w:sz w:val="17"/>
+                <w:sz w:val="16"/>
               </w:rPr>
               <w:t>cp312</w:t>
             </w:r>
@@ -1762,7 +1987,7 @@
             <w:r>
               <w:rPr>
                 <w:rFonts w:ascii="Courier New" w:hAnsi="Courier New"/>
-                <w:sz w:val="17"/>
+                <w:sz w:val="16"/>
               </w:rPr>
               <w:t>torch-2.x.x-cp312-cp312-linux_aarch64.whl</w:t>
             </w:r>
@@ -1772,7 +1997,7 @@
             <w:r>
               <w:rPr>
                 <w:rFonts w:ascii="Courier New" w:hAnsi="Courier New"/>
-                <w:sz w:val="17"/>
+                <w:sz w:val="16"/>
               </w:rPr>
               <w:t>cp312</w:t>
             </w:r>
@@ -1782,7 +2007,7 @@
             <w:r>
               <w:rPr>
                 <w:rFonts w:ascii="Courier New" w:hAnsi="Courier New"/>
-                <w:sz w:val="17"/>
+                <w:sz w:val="16"/>
               </w:rPr>
               <w:t>cp310</w:t>
             </w:r>
@@ -1792,7 +2017,7 @@
             <w:r>
               <w:rPr>
                 <w:rFonts w:ascii="Courier New" w:hAnsi="Courier New"/>
-                <w:sz w:val="17"/>
+                <w:sz w:val="16"/>
               </w:rPr>
               <w:t>pip</w:t>
             </w:r>
@@ -1811,8 +2036,12 @@
     <w:p>
       <w:pPr>
         <w:pStyle w:val="Endure-ChapterBodyText"/>
-      </w:pPr>
-      <w:r>
+        <w:spacing w:before="100" w:after="100"/>
+      </w:pPr>
+      <w:r>
+        <w:rPr>
+          <w:sz w:val="20"/>
+        </w:rPr>
         <w:t>PyTorch en el Jetson no se instala con el pip normal — el wheel genérico de PyPI está compilado para x86_64. NVIDIA proporciona wheels específicos para JP 7.2.</w:t>
       </w:r>
     </w:p>
@@ -1821,10 +2050,11 @@
         <w:pStyle w:val="Endure-Subhead"/>
         <w:keepNext/>
         <w:spacing w:before="160" w:after="60"/>
-      </w:pPr>
-      <w:r>
-        <w:rPr>
-          <w:sz w:val="18"/>
+        <w:outlineLvl w:val="2"/>
+      </w:pPr>
+      <w:r>
+        <w:rPr>
+          <w:sz w:val="22"/>
         </w:rPr>
         <w:t>17.3.1 Instalar PyTorch para JP 7.2</w:t>
       </w:r>
@@ -1842,7 +2072,7 @@
         <w:tc>
           <w:tcPr>
             <w:tcW w:type="dxa" w:w="8152"/>
-            <w:shd w:val="clear" w:color="auto" w:fill="F2F2F2"/>
+            <w:shd w:val="clear" w:color="auto" w:fill="EAEAEA"/>
             <w:tcBorders>
               <w:left w:val="thick" w:sz="24" w:color="1A5A6A"/>
             </w:tcBorders>
@@ -1961,6 +2191,7 @@
             <w:r>
               <w:rPr>
                 <w:rFonts w:ascii="Courier New" w:hAnsi="Courier New"/>
+                <w:i/>
                 <w:color w:val="555555"/>
                 <w:sz w:val="16"/>
               </w:rPr>
@@ -2070,7 +2301,7 @@
             <w:r>
               <w:rPr>
                 <w:rFonts w:ascii="Courier New" w:hAnsi="Courier New"/>
-                <w:sz w:val="17"/>
+                <w:sz w:val="16"/>
               </w:rPr>
               <w:t>pypi.jetson-ai-lab.io</w:t>
             </w:r>
@@ -2080,7 +2311,7 @@
             <w:r>
               <w:rPr>
                 <w:rFonts w:ascii="Courier New" w:hAnsi="Courier New"/>
-                <w:sz w:val="17"/>
+                <w:sz w:val="16"/>
               </w:rPr>
               <w:t>cu129</w:t>
             </w:r>
@@ -2109,7 +2340,7 @@
         <w:tc>
           <w:tcPr>
             <w:tcW w:type="dxa" w:w="8152"/>
-            <w:shd w:val="clear" w:color="auto" w:fill="F2F2F2"/>
+            <w:shd w:val="clear" w:color="auto" w:fill="EAEAEA"/>
             <w:tcBorders>
               <w:left w:val="thick" w:sz="24" w:color="1A5A6A"/>
             </w:tcBorders>
@@ -2163,6 +2394,7 @@
             <w:r>
               <w:rPr>
                 <w:rFonts w:ascii="Courier New" w:hAnsi="Courier New"/>
+                <w:i/>
                 <w:color w:val="555555"/>
                 <w:sz w:val="16"/>
               </w:rPr>
@@ -2179,6 +2411,7 @@
             <w:r>
               <w:rPr>
                 <w:rFonts w:ascii="Courier New" w:hAnsi="Courier New"/>
+                <w:i/>
                 <w:color w:val="555555"/>
                 <w:sz w:val="16"/>
               </w:rPr>
@@ -2195,6 +2428,7 @@
             <w:r>
               <w:rPr>
                 <w:rFonts w:ascii="Courier New" w:hAnsi="Courier New"/>
+                <w:i/>
                 <w:color w:val="555555"/>
                 <w:sz w:val="16"/>
               </w:rPr>
@@ -2211,6 +2445,7 @@
             <w:r>
               <w:rPr>
                 <w:rFonts w:ascii="Courier New" w:hAnsi="Courier New"/>
+                <w:i/>
                 <w:color w:val="555555"/>
                 <w:sz w:val="16"/>
               </w:rPr>
@@ -2227,6 +2462,7 @@
             <w:r>
               <w:rPr>
                 <w:rFonts w:ascii="Courier New" w:hAnsi="Courier New"/>
+                <w:i/>
                 <w:color w:val="555555"/>
                 <w:sz w:val="16"/>
               </w:rPr>
@@ -2243,6 +2479,7 @@
             <w:r>
               <w:rPr>
                 <w:rFonts w:ascii="Courier New" w:hAnsi="Courier New"/>
+                <w:i/>
                 <w:color w:val="555555"/>
                 <w:sz w:val="16"/>
               </w:rPr>
@@ -2270,7 +2507,7 @@
         <w:tc>
           <w:tcPr>
             <w:tcW w:type="dxa" w:w="8152"/>
-            <w:shd w:val="clear" w:color="auto" w:fill="F2F2F2"/>
+            <w:shd w:val="clear" w:color="auto" w:fill="EAEAEA"/>
             <w:tcBorders>
               <w:left w:val="thick" w:sz="24" w:color="1A5A6A"/>
             </w:tcBorders>
@@ -2308,6 +2545,7 @@
             <w:r>
               <w:rPr>
                 <w:rFonts w:ascii="Courier New" w:hAnsi="Courier New"/>
+                <w:i/>
                 <w:color w:val="555555"/>
                 <w:sz w:val="16"/>
               </w:rPr>
@@ -2324,6 +2562,7 @@
             <w:r>
               <w:rPr>
                 <w:rFonts w:ascii="Courier New" w:hAnsi="Courier New"/>
+                <w:i/>
                 <w:color w:val="555555"/>
                 <w:sz w:val="16"/>
               </w:rPr>
@@ -2340,6 +2579,7 @@
             <w:r>
               <w:rPr>
                 <w:rFonts w:ascii="Courier New" w:hAnsi="Courier New"/>
+                <w:i/>
                 <w:color w:val="555555"/>
                 <w:sz w:val="16"/>
               </w:rPr>
@@ -2356,6 +2596,7 @@
             <w:r>
               <w:rPr>
                 <w:rFonts w:ascii="Courier New" w:hAnsi="Courier New"/>
+                <w:i/>
                 <w:color w:val="555555"/>
                 <w:sz w:val="16"/>
               </w:rPr>
@@ -2375,10 +2616,11 @@
         <w:pStyle w:val="Endure-Subhead"/>
         <w:keepNext/>
         <w:spacing w:before="160" w:after="60"/>
-      </w:pPr>
-      <w:r>
-        <w:rPr>
-          <w:sz w:val="18"/>
+        <w:outlineLvl w:val="2"/>
+      </w:pPr>
+      <w:r>
+        <w:rPr>
+          <w:sz w:val="22"/>
         </w:rPr>
         <w:t>17.3.2 Prueba de Tensor CUDA</w:t>
       </w:r>
@@ -2396,7 +2638,7 @@
         <w:tc>
           <w:tcPr>
             <w:tcW w:type="dxa" w:w="8152"/>
-            <w:shd w:val="clear" w:color="auto" w:fill="F2F2F2"/>
+            <w:shd w:val="clear" w:color="auto" w:fill="EAEAEA"/>
             <w:tcBorders>
               <w:left w:val="thick" w:sz="24" w:color="1A5A6A"/>
             </w:tcBorders>
@@ -2417,7 +2659,8 @@
             <w:r>
               <w:rPr>
                 <w:rFonts w:ascii="Courier New" w:hAnsi="Courier New"/>
-                <w:color w:val="1A1A1A"/>
+                <w:i/>
+                <w:color w:val="888888"/>
                 <w:sz w:val="16"/>
               </w:rPr>
               <w:t># test_cuda.py</w:t>
@@ -2464,7 +2707,8 @@
             <w:r>
               <w:rPr>
                 <w:rFonts w:ascii="Courier New" w:hAnsi="Courier New"/>
-                <w:color w:val="1A1A1A"/>
+                <w:i/>
+                <w:color w:val="888888"/>
                 <w:sz w:val="16"/>
               </w:rPr>
               <w:t># Crear tensores en GPU</w:t>
@@ -2527,7 +2771,8 @@
             <w:r>
               <w:rPr>
                 <w:rFonts w:ascii="Courier New" w:hAnsi="Courier New"/>
-                <w:color w:val="1A1A1A"/>
+                <w:i/>
+                <w:color w:val="888888"/>
                 <w:sz w:val="16"/>
               </w:rPr>
               <w:t># Operación en GPU</w:t>
@@ -2649,7 +2894,7 @@
         <w:tc>
           <w:tcPr>
             <w:tcW w:type="dxa" w:w="8152"/>
-            <w:shd w:val="clear" w:color="auto" w:fill="F2F2F2"/>
+            <w:shd w:val="clear" w:color="auto" w:fill="EAEAEA"/>
             <w:tcBorders>
               <w:left w:val="thick" w:sz="24" w:color="1A5A6A"/>
             </w:tcBorders>
@@ -2714,7 +2959,7 @@
         <w:tc>
           <w:tcPr>
             <w:tcW w:type="dxa" w:w="8152"/>
-            <w:shd w:val="clear" w:color="auto" w:fill="F2F2F2"/>
+            <w:shd w:val="clear" w:color="auto" w:fill="EAEAEA"/>
             <w:tcBorders>
               <w:left w:val="thick" w:sz="24" w:color="1A5A6A"/>
             </w:tcBorders>
@@ -2752,6 +2997,7 @@
             <w:r>
               <w:rPr>
                 <w:rFonts w:ascii="Courier New" w:hAnsi="Courier New"/>
+                <w:i/>
                 <w:color w:val="555555"/>
                 <w:sz w:val="16"/>
               </w:rPr>
@@ -2768,6 +3014,7 @@
             <w:r>
               <w:rPr>
                 <w:rFonts w:ascii="Courier New" w:hAnsi="Courier New"/>
+                <w:i/>
                 <w:color w:val="555555"/>
                 <w:sz w:val="16"/>
               </w:rPr>
@@ -2784,6 +3031,7 @@
             <w:r>
               <w:rPr>
                 <w:rFonts w:ascii="Courier New" w:hAnsi="Courier New"/>
+                <w:i/>
                 <w:color w:val="555555"/>
                 <w:sz w:val="16"/>
               </w:rPr>
@@ -2800,6 +3048,7 @@
             <w:r>
               <w:rPr>
                 <w:rFonts w:ascii="Courier New" w:hAnsi="Courier New"/>
+                <w:i/>
                 <w:color w:val="555555"/>
                 <w:sz w:val="16"/>
               </w:rPr>
@@ -2860,7 +3109,7 @@
             <w:r>
               <w:rPr>
                 <w:rFonts w:ascii="Courier New" w:hAnsi="Courier New"/>
-                <w:sz w:val="17"/>
+                <w:sz w:val="16"/>
               </w:rPr>
               <w:t>torch.randn(...).cuda()</w:t>
             </w:r>
@@ -2870,7 +3119,7 @@
             <w:r>
               <w:rPr>
                 <w:rFonts w:ascii="Courier New" w:hAnsi="Courier New"/>
-                <w:sz w:val="17"/>
+                <w:sz w:val="16"/>
               </w:rPr>
               <w:t>torch.matmul</w:t>
             </w:r>
@@ -2891,16 +3140,24 @@
         <w:pStyle w:val="Endure-Subhead"/>
         <w:keepNext/>
         <w:spacing w:before="240" w:after="60"/>
-      </w:pPr>
-      <w:r>
+        <w:outlineLvl w:val="1"/>
+      </w:pPr>
+      <w:r>
+        <w:rPr>
+          <w:sz w:val="24"/>
+        </w:rPr>
         <w:t>17.4 Jupyter Notebooks en el Jetson</w:t>
       </w:r>
     </w:p>
     <w:p>
       <w:pPr>
         <w:pStyle w:val="Endure-FirstParagraphBodyText"/>
-      </w:pPr>
-      <w:r>
+        <w:spacing w:before="100" w:after="100"/>
+      </w:pPr>
+      <w:r>
+        <w:rPr>
+          <w:sz w:val="20"/>
+        </w:rPr>
         <w:t>Jupyter Notebooks permiten combinar código Python, texto, gráficas y outputs en un solo documento interactivo. Con VSCode Remote SSH puede abrir notebooks en el browser de su PC mientras el código se ejecuta en el Jetson.</w:t>
       </w:r>
     </w:p>
@@ -2909,10 +3166,11 @@
         <w:pStyle w:val="Endure-Subhead"/>
         <w:keepNext/>
         <w:spacing w:before="160" w:after="60"/>
-      </w:pPr>
-      <w:r>
-        <w:rPr>
-          <w:sz w:val="18"/>
+        <w:outlineLvl w:val="2"/>
+      </w:pPr>
+      <w:r>
+        <w:rPr>
+          <w:sz w:val="22"/>
         </w:rPr>
         <w:t>17.4.1 Iniciar JupyterLab</w:t>
       </w:r>
@@ -2930,7 +3188,7 @@
         <w:tc>
           <w:tcPr>
             <w:tcW w:type="dxa" w:w="8152"/>
-            <w:shd w:val="clear" w:color="auto" w:fill="F2F2F2"/>
+            <w:shd w:val="clear" w:color="auto" w:fill="EAEAEA"/>
             <w:tcBorders>
               <w:left w:val="thick" w:sz="24" w:color="1A5A6A"/>
             </w:tcBorders>
@@ -2984,6 +3242,7 @@
             <w:r>
               <w:rPr>
                 <w:rFonts w:ascii="Courier New" w:hAnsi="Courier New"/>
+                <w:i/>
                 <w:color w:val="555555"/>
                 <w:sz w:val="16"/>
               </w:rPr>
@@ -3000,6 +3259,7 @@
             <w:r>
               <w:rPr>
                 <w:rFonts w:ascii="Courier New" w:hAnsi="Courier New"/>
+                <w:i/>
                 <w:color w:val="555555"/>
                 <w:sz w:val="16"/>
               </w:rPr>
@@ -3027,7 +3287,7 @@
         <w:tc>
           <w:tcPr>
             <w:tcW w:type="dxa" w:w="8152"/>
-            <w:shd w:val="clear" w:color="auto" w:fill="F2F2F2"/>
+            <w:shd w:val="clear" w:color="auto" w:fill="EAEAEA"/>
             <w:tcBorders>
               <w:left w:val="thick" w:sz="24" w:color="1A5A6A"/>
             </w:tcBorders>
@@ -3065,6 +3325,7 @@
             <w:r>
               <w:rPr>
                 <w:rFonts w:ascii="Courier New" w:hAnsi="Courier New"/>
+                <w:i/>
                 <w:color w:val="555555"/>
                 <w:sz w:val="16"/>
               </w:rPr>
@@ -3081,6 +3342,7 @@
             <w:r>
               <w:rPr>
                 <w:rFonts w:ascii="Courier New" w:hAnsi="Courier New"/>
+                <w:i/>
                 <w:color w:val="555555"/>
                 <w:sz w:val="16"/>
               </w:rPr>
@@ -3097,6 +3359,7 @@
             <w:r>
               <w:rPr>
                 <w:rFonts w:ascii="Courier New" w:hAnsi="Courier New"/>
+                <w:i/>
                 <w:color w:val="555555"/>
                 <w:sz w:val="16"/>
               </w:rPr>
@@ -3114,14 +3377,18 @@
     <w:p>
       <w:pPr>
         <w:pStyle w:val="Endure-ChapterBodyText"/>
-      </w:pPr>
-      <w:r>
+        <w:spacing w:before="100" w:after="100"/>
+      </w:pPr>
+      <w:r>
+        <w:rPr>
+          <w:sz w:val="20"/>
+        </w:rPr>
         <w:t xml:space="preserve">Abra en el browser de su PC: </w:t>
       </w:r>
       <w:r>
         <w:rPr>
           <w:rFonts w:ascii="Courier New" w:hAnsi="Courier New"/>
-          <w:sz w:val="17"/>
+          <w:sz w:val="16"/>
         </w:rPr>
         <w:t>http://192.168.1.100:8888/lab?token=jetson2024</w:t>
       </w:r>
@@ -3129,8 +3396,12 @@
     <w:p>
       <w:pPr>
         <w:pStyle w:val="Endure-ChapterBodyText"/>
-      </w:pPr>
-      <w:r>
+        <w:spacing w:before="100" w:after="100"/>
+      </w:pPr>
+      <w:r>
+        <w:rPr>
+          <w:sz w:val="20"/>
+        </w:rPr>
         <w:t>Verá la interfaz de JupyterLab. El código que ejecute allí corre en el Jetson.</w:t>
       </w:r>
     </w:p>
@@ -3139,10 +3410,11 @@
         <w:pStyle w:val="Endure-Subhead"/>
         <w:keepNext/>
         <w:spacing w:before="160" w:after="60"/>
-      </w:pPr>
-      <w:r>
-        <w:rPr>
-          <w:sz w:val="18"/>
+        <w:outlineLvl w:val="2"/>
+      </w:pPr>
+      <w:r>
+        <w:rPr>
+          <w:sz w:val="22"/>
         </w:rPr>
         <w:t>17.4.2 Notebooks desde VSCode</w:t>
       </w:r>
@@ -3150,40 +3422,50 @@
     <w:p>
       <w:pPr>
         <w:pStyle w:val="Endure-FirstParagraphBodyText"/>
-      </w:pPr>
-      <w:r>
+        <w:spacing w:before="100" w:after="100"/>
+      </w:pPr>
+      <w:r>
+        <w:rPr>
+          <w:sz w:val="20"/>
+        </w:rPr>
         <w:t xml:space="preserve">VSCode con la extensión Jupyter puede abrir archivos </w:t>
       </w:r>
       <w:r>
         <w:rPr>
           <w:rFonts w:ascii="Courier New" w:hAnsi="Courier New"/>
-          <w:sz w:val="17"/>
+          <w:sz w:val="16"/>
         </w:rPr>
         <w:t>.ipynb</w:t>
       </w:r>
       <w:r>
+        <w:rPr>
+          <w:sz w:val="20"/>
+        </w:rPr>
         <w:t xml:space="preserve"> directamente:</w:t>
       </w:r>
     </w:p>
     <w:p>
       <w:pPr>
         <w:pStyle w:val="Endure-ChapterBodyText"/>
-        <w:spacing w:before="20" w:after="20"/>
+        <w:spacing w:before="40" w:after="40"/>
         <w:ind w:left="360" w:hanging="216"/>
       </w:pPr>
       <w:r>
         <w:rPr>
-          <w:sz w:val="18"/>
+          <w:sz w:val="20"/>
         </w:rPr>
         <w:t xml:space="preserve">1. </w:t>
       </w:r>
       <w:r>
+        <w:rPr>
+          <w:sz w:val="20"/>
+        </w:rPr>
         <w:t xml:space="preserve">En VSCode Remote (conectado al Jetson), cree un nuevo archivo </w:t>
       </w:r>
       <w:r>
         <w:rPr>
           <w:rFonts w:ascii="Courier New" w:hAnsi="Courier New"/>
-          <w:sz w:val="17"/>
+          <w:sz w:val="16"/>
         </w:rPr>
         <w:t>experimento.ipynb</w:t>
       </w:r>
@@ -3191,47 +3473,57 @@
     <w:p>
       <w:pPr>
         <w:pStyle w:val="Endure-ChapterBodyText"/>
-        <w:spacing w:before="20" w:after="20"/>
+        <w:spacing w:before="40" w:after="40"/>
         <w:ind w:left="360" w:hanging="216"/>
       </w:pPr>
       <w:r>
         <w:rPr>
-          <w:sz w:val="18"/>
+          <w:sz w:val="20"/>
         </w:rPr>
         <w:t xml:space="preserve">2. </w:t>
       </w:r>
       <w:r>
+        <w:rPr>
+          <w:sz w:val="20"/>
+        </w:rPr>
         <w:t xml:space="preserve">Seleccione el kernel: </w:t>
       </w:r>
       <w:r>
         <w:rPr>
           <w:b/>
+          <w:sz w:val="20"/>
         </w:rPr>
         <w:t>Python 3 (~/venvs/dev)</w:t>
       </w:r>
       <w:r>
+        <w:rPr>
+          <w:sz w:val="20"/>
+        </w:rPr>
         <w:t xml:space="preserve"> o el que creó</w:t>
       </w:r>
     </w:p>
     <w:p>
       <w:pPr>
         <w:pStyle w:val="Endure-ChapterBodyText"/>
-        <w:spacing w:before="20" w:after="20"/>
+        <w:spacing w:before="40" w:after="40"/>
         <w:ind w:left="360" w:hanging="216"/>
       </w:pPr>
       <w:r>
         <w:rPr>
-          <w:sz w:val="18"/>
+          <w:sz w:val="20"/>
         </w:rPr>
         <w:t xml:space="preserve">3. </w:t>
       </w:r>
       <w:r>
+        <w:rPr>
+          <w:sz w:val="20"/>
+        </w:rPr>
         <w:t xml:space="preserve">Ejecute celdas normalmente con </w:t>
       </w:r>
       <w:r>
         <w:rPr>
           <w:rFonts w:ascii="Courier New" w:hAnsi="Courier New"/>
-          <w:sz w:val="17"/>
+          <w:sz w:val="16"/>
         </w:rPr>
         <w:t>Shift+Enter</w:t>
       </w:r>
@@ -3244,8 +3536,12 @@
     <w:p>
       <w:pPr>
         <w:pStyle w:val="Endure-ChapterBodyText"/>
-      </w:pPr>
-      <w:r>
+        <w:spacing w:before="100" w:after="100"/>
+      </w:pPr>
+      <w:r>
+        <w:rPr>
+          <w:sz w:val="20"/>
+        </w:rPr>
         <w:t>El código corre en el Jetson pero la interfaz aparece en su PC.</w:t>
       </w:r>
     </w:p>
@@ -3254,16 +3550,24 @@
         <w:pStyle w:val="Endure-Subhead"/>
         <w:keepNext/>
         <w:spacing w:before="240" w:after="60"/>
-      </w:pPr>
-      <w:r>
+        <w:outlineLvl w:val="1"/>
+      </w:pPr>
+      <w:r>
+        <w:rPr>
+          <w:sz w:val="24"/>
+        </w:rPr>
         <w:t>17.5 Experimento 1 — Llamar a Ollama desde Python</w:t>
       </w:r>
     </w:p>
     <w:p>
       <w:pPr>
         <w:pStyle w:val="Endure-FirstParagraphBodyText"/>
-      </w:pPr>
-      <w:r>
+        <w:spacing w:before="100" w:after="100"/>
+      </w:pPr>
+      <w:r>
+        <w:rPr>
+          <w:sz w:val="20"/>
+        </w:rPr>
         <w:t>Este experimento conecta Python con el servidor Ollama local (instalado en el Capítulo 12) usando la API compatible con OpenAI.</w:t>
       </w:r>
     </w:p>
@@ -3272,10 +3576,11 @@
         <w:pStyle w:val="Endure-Subhead"/>
         <w:keepNext/>
         <w:spacing w:before="160" w:after="60"/>
-      </w:pPr>
-      <w:r>
-        <w:rPr>
-          <w:sz w:val="18"/>
+        <w:outlineLvl w:val="2"/>
+      </w:pPr>
+      <w:r>
+        <w:rPr>
+          <w:sz w:val="22"/>
         </w:rPr>
         <w:t>17.5.1 Prerrequisitos de Memoria</w:t>
       </w:r>
@@ -3283,8 +3588,12 @@
     <w:p>
       <w:pPr>
         <w:pStyle w:val="Endure-FirstParagraphBodyText"/>
-      </w:pPr>
-      <w:r>
+        <w:spacing w:before="100" w:after="100"/>
+      </w:pPr>
+      <w:r>
+        <w:rPr>
+          <w:sz w:val="20"/>
+        </w:rPr>
         <w:t>Antes de iniciar este experimento, verifique el estado del sistema:</w:t>
       </w:r>
     </w:p>
@@ -3301,7 +3610,7 @@
         <w:tc>
           <w:tcPr>
             <w:tcW w:type="dxa" w:w="8152"/>
-            <w:shd w:val="clear" w:color="auto" w:fill="F2F2F2"/>
+            <w:shd w:val="clear" w:color="auto" w:fill="EAEAEA"/>
             <w:tcBorders>
               <w:left w:val="thick" w:sz="24" w:color="1A5A6A"/>
             </w:tcBorders>
@@ -3339,6 +3648,7 @@
             <w:r>
               <w:rPr>
                 <w:rFonts w:ascii="Courier New" w:hAnsi="Courier New"/>
+                <w:i/>
                 <w:color w:val="555555"/>
                 <w:sz w:val="16"/>
               </w:rPr>
@@ -3355,6 +3665,7 @@
             <w:r>
               <w:rPr>
                 <w:rFonts w:ascii="Courier New" w:hAnsi="Courier New"/>
+                <w:i/>
                 <w:color w:val="555555"/>
                 <w:sz w:val="16"/>
               </w:rPr>
@@ -3372,8 +3683,12 @@
     <w:p>
       <w:pPr>
         <w:pStyle w:val="Endure-ChapterBodyText"/>
-      </w:pPr>
-      <w:r>
+        <w:spacing w:before="100" w:after="100"/>
+      </w:pPr>
+      <w:r>
+        <w:rPr>
+          <w:sz w:val="20"/>
+        </w:rPr>
         <w:t>Si Ollama no está activo, inícielo:</w:t>
       </w:r>
     </w:p>
@@ -3390,7 +3705,7 @@
         <w:tc>
           <w:tcPr>
             <w:tcW w:type="dxa" w:w="8152"/>
-            <w:shd w:val="clear" w:color="auto" w:fill="F2F2F2"/>
+            <w:shd w:val="clear" w:color="auto" w:fill="EAEAEA"/>
             <w:tcBorders>
               <w:left w:val="thick" w:sz="24" w:color="1A5A6A"/>
             </w:tcBorders>
@@ -3446,10 +3761,11 @@
         <w:pStyle w:val="Endure-Subhead"/>
         <w:keepNext/>
         <w:spacing w:before="160" w:after="60"/>
-      </w:pPr>
-      <w:r>
-        <w:rPr>
-          <w:sz w:val="18"/>
+        <w:outlineLvl w:val="2"/>
+      </w:pPr>
+      <w:r>
+        <w:rPr>
+          <w:sz w:val="22"/>
         </w:rPr>
         <w:t>17.5.2 Cliente Python con SDK de OpenAI</w:t>
       </w:r>
@@ -3467,7 +3783,7 @@
         <w:tc>
           <w:tcPr>
             <w:tcW w:type="dxa" w:w="8152"/>
-            <w:shd w:val="clear" w:color="auto" w:fill="F2F2F2"/>
+            <w:shd w:val="clear" w:color="auto" w:fill="EAEAEA"/>
             <w:tcBorders>
               <w:left w:val="thick" w:sz="24" w:color="1A5A6A"/>
             </w:tcBorders>
@@ -3532,7 +3848,7 @@
         <w:tc>
           <w:tcPr>
             <w:tcW w:type="dxa" w:w="8152"/>
-            <w:shd w:val="clear" w:color="auto" w:fill="F2F2F2"/>
+            <w:shd w:val="clear" w:color="auto" w:fill="EAEAEA"/>
             <w:tcBorders>
               <w:left w:val="thick" w:sz="24" w:color="1A5A6A"/>
             </w:tcBorders>
@@ -3553,7 +3869,8 @@
             <w:r>
               <w:rPr>
                 <w:rFonts w:ascii="Courier New" w:hAnsi="Courier New"/>
-                <w:color w:val="1A1A1A"/>
+                <w:i/>
+                <w:color w:val="888888"/>
                 <w:sz w:val="16"/>
               </w:rPr>
               <w:t># experimento_1_ollama.py</w:t>
@@ -3600,7 +3917,8 @@
             <w:r>
               <w:rPr>
                 <w:rFonts w:ascii="Courier New" w:hAnsi="Courier New"/>
-                <w:color w:val="1A1A1A"/>
+                <w:i/>
+                <w:color w:val="888888"/>
                 <w:sz w:val="16"/>
               </w:rPr>
               <w:t># Ollama expone una API compatible con OpenAI en el puerto 11434</w:t>
@@ -3695,7 +4013,8 @@
             <w:r>
               <w:rPr>
                 <w:rFonts w:ascii="Courier New" w:hAnsi="Courier New"/>
-                <w:color w:val="1A1A1A"/>
+                <w:i/>
+                <w:color w:val="888888"/>
                 <w:sz w:val="16"/>
               </w:rPr>
               <w:t># Listar modelos disponibles</w:t>
@@ -3790,7 +4109,8 @@
             <w:r>
               <w:rPr>
                 <w:rFonts w:ascii="Courier New" w:hAnsi="Courier New"/>
-                <w:color w:val="1A1A1A"/>
+                <w:i/>
+                <w:color w:val="888888"/>
                 <w:sz w:val="16"/>
               </w:rPr>
               <w:t># Generar una respuesta</w:t>
@@ -4056,7 +4376,7 @@
         <w:tc>
           <w:tcPr>
             <w:tcW w:type="dxa" w:w="8152"/>
-            <w:shd w:val="clear" w:color="auto" w:fill="F2F2F2"/>
+            <w:shd w:val="clear" w:color="auto" w:fill="EAEAEA"/>
             <w:tcBorders>
               <w:left w:val="thick" w:sz="24" w:color="1A5A6A"/>
             </w:tcBorders>
@@ -4094,6 +4414,7 @@
             <w:r>
               <w:rPr>
                 <w:rFonts w:ascii="Courier New" w:hAnsi="Courier New"/>
+                <w:i/>
                 <w:color w:val="555555"/>
                 <w:sz w:val="16"/>
               </w:rPr>
@@ -4110,6 +4431,7 @@
             <w:r>
               <w:rPr>
                 <w:rFonts w:ascii="Courier New" w:hAnsi="Courier New"/>
+                <w:i/>
                 <w:color w:val="555555"/>
                 <w:sz w:val="16"/>
               </w:rPr>
@@ -4126,6 +4448,7 @@
             <w:r>
               <w:rPr>
                 <w:rFonts w:ascii="Courier New" w:hAnsi="Courier New"/>
+                <w:i/>
                 <w:color w:val="555555"/>
                 <w:sz w:val="16"/>
               </w:rPr>
@@ -4142,6 +4465,7 @@
             <w:r>
               <w:rPr>
                 <w:rFonts w:ascii="Courier New" w:hAnsi="Courier New"/>
+                <w:i/>
                 <w:color w:val="555555"/>
                 <w:sz w:val="16"/>
               </w:rPr>
@@ -4173,6 +4497,7 @@
             <w:r>
               <w:rPr>
                 <w:rFonts w:ascii="Courier New" w:hAnsi="Courier New"/>
+                <w:i/>
                 <w:color w:val="555555"/>
                 <w:sz w:val="16"/>
               </w:rPr>
@@ -4189,6 +4514,7 @@
             <w:r>
               <w:rPr>
                 <w:rFonts w:ascii="Courier New" w:hAnsi="Courier New"/>
+                <w:i/>
                 <w:color w:val="555555"/>
                 <w:sz w:val="16"/>
               </w:rPr>
@@ -4220,6 +4546,7 @@
             <w:r>
               <w:rPr>
                 <w:rFonts w:ascii="Courier New" w:hAnsi="Courier New"/>
+                <w:i/>
                 <w:color w:val="555555"/>
                 <w:sz w:val="16"/>
               </w:rPr>
@@ -4251,6 +4578,7 @@
             <w:r>
               <w:rPr>
                 <w:rFonts w:ascii="Courier New" w:hAnsi="Courier New"/>
+                <w:i/>
                 <w:color w:val="555555"/>
                 <w:sz w:val="16"/>
               </w:rPr>
@@ -4267,6 +4595,7 @@
             <w:r>
               <w:rPr>
                 <w:rFonts w:ascii="Courier New" w:hAnsi="Courier New"/>
+                <w:i/>
                 <w:color w:val="555555"/>
                 <w:sz w:val="16"/>
               </w:rPr>
@@ -4283,6 +4612,7 @@
             <w:r>
               <w:rPr>
                 <w:rFonts w:ascii="Courier New" w:hAnsi="Courier New"/>
+                <w:i/>
                 <w:color w:val="555555"/>
                 <w:sz w:val="16"/>
               </w:rPr>
@@ -4299,6 +4629,7 @@
             <w:r>
               <w:rPr>
                 <w:rFonts w:ascii="Courier New" w:hAnsi="Courier New"/>
+                <w:i/>
                 <w:color w:val="555555"/>
                 <w:sz w:val="16"/>
               </w:rPr>
@@ -4318,10 +4649,11 @@
         <w:pStyle w:val="Endure-Subhead"/>
         <w:keepNext/>
         <w:spacing w:before="160" w:after="60"/>
-      </w:pPr>
-      <w:r>
-        <w:rPr>
-          <w:sz w:val="18"/>
+        <w:outlineLvl w:val="2"/>
+      </w:pPr>
+      <w:r>
+        <w:rPr>
+          <w:sz w:val="22"/>
         </w:rPr>
         <w:t>17.5.3 Streaming de Tokens en Tiempo Real</w:t>
       </w:r>
@@ -4339,7 +4671,7 @@
         <w:tc>
           <w:tcPr>
             <w:tcW w:type="dxa" w:w="8152"/>
-            <w:shd w:val="clear" w:color="auto" w:fill="F2F2F2"/>
+            <w:shd w:val="clear" w:color="auto" w:fill="EAEAEA"/>
             <w:tcBorders>
               <w:left w:val="thick" w:sz="24" w:color="1A5A6A"/>
             </w:tcBorders>
@@ -4360,7 +4692,8 @@
             <w:r>
               <w:rPr>
                 <w:rFonts w:ascii="Courier New" w:hAnsi="Courier New"/>
-                <w:color w:val="1A1A1A"/>
+                <w:i/>
+                <w:color w:val="888888"/>
                 <w:sz w:val="16"/>
               </w:rPr>
               <w:t># experimento_1b_streaming.py</w:t>
@@ -4469,7 +4802,8 @@
             <w:r>
               <w:rPr>
                 <w:rFonts w:ascii="Courier New" w:hAnsi="Courier New"/>
-                <w:color w:val="1A1A1A"/>
+                <w:i/>
+                <w:color w:val="888888"/>
                 <w:sz w:val="16"/>
               </w:rPr>
               <w:t># stream=True activa el modo streaming</w:t>
@@ -4678,26 +5012,37 @@
         <w:pStyle w:val="Endure-Subhead"/>
         <w:keepNext/>
         <w:spacing w:before="240" w:after="60"/>
-      </w:pPr>
-      <w:r>
+        <w:outlineLvl w:val="1"/>
+      </w:pPr>
+      <w:r>
+        <w:rPr>
+          <w:sz w:val="24"/>
+        </w:rPr>
         <w:t>17.6 Experimento 2 — Llamar a vLLM desde Python</w:t>
       </w:r>
     </w:p>
     <w:p>
       <w:pPr>
         <w:pStyle w:val="Endure-FirstParagraphBodyText"/>
-      </w:pPr>
-      <w:r>
+        <w:spacing w:before="100" w:after="100"/>
+      </w:pPr>
+      <w:r>
+        <w:rPr>
+          <w:sz w:val="20"/>
+        </w:rPr>
         <w:t xml:space="preserve">vLLM expone exactamente la misma API que OpenAI, con el mismo SDK. Solo cambia el </w:t>
       </w:r>
       <w:r>
         <w:rPr>
           <w:rFonts w:ascii="Courier New" w:hAnsi="Courier New"/>
-          <w:sz w:val="17"/>
+          <w:sz w:val="16"/>
         </w:rPr>
         <w:t>base_url</w:t>
       </w:r>
       <w:r>
+        <w:rPr>
+          <w:sz w:val="20"/>
+        </w:rPr>
         <w:t xml:space="preserve"> y el nombre del modelo.</w:t>
       </w:r>
     </w:p>
@@ -4706,10 +5051,11 @@
         <w:pStyle w:val="Endure-Subhead"/>
         <w:keepNext/>
         <w:spacing w:before="160" w:after="60"/>
-      </w:pPr>
-      <w:r>
-        <w:rPr>
-          <w:sz w:val="18"/>
+        <w:outlineLvl w:val="2"/>
+      </w:pPr>
+      <w:r>
+        <w:rPr>
+          <w:sz w:val="22"/>
         </w:rPr>
         <w:t>17.6.1 Prerrequisitos de Memoria</w:t>
       </w:r>
@@ -4727,7 +5073,7 @@
         <w:tc>
           <w:tcPr>
             <w:tcW w:type="dxa" w:w="8152"/>
-            <w:shd w:val="clear" w:color="auto" w:fill="F2F2F2"/>
+            <w:shd w:val="clear" w:color="auto" w:fill="EAEAEA"/>
             <w:tcBorders>
               <w:left w:val="thick" w:sz="24" w:color="1A5A6A"/>
             </w:tcBorders>
@@ -4765,6 +5111,7 @@
             <w:r>
               <w:rPr>
                 <w:rFonts w:ascii="Courier New" w:hAnsi="Courier New"/>
+                <w:i/>
                 <w:color w:val="555555"/>
                 <w:sz w:val="16"/>
               </w:rPr>
@@ -4801,10 +5148,11 @@
         <w:pStyle w:val="Endure-Subhead"/>
         <w:keepNext/>
         <w:spacing w:before="160" w:after="60"/>
-      </w:pPr>
-      <w:r>
-        <w:rPr>
-          <w:sz w:val="18"/>
+        <w:outlineLvl w:val="2"/>
+      </w:pPr>
+      <w:r>
+        <w:rPr>
+          <w:sz w:val="22"/>
         </w:rPr>
         <w:t>17.6.2 Cliente Python para vLLM</w:t>
       </w:r>
@@ -4822,7 +5170,7 @@
         <w:tc>
           <w:tcPr>
             <w:tcW w:type="dxa" w:w="8152"/>
-            <w:shd w:val="clear" w:color="auto" w:fill="F2F2F2"/>
+            <w:shd w:val="clear" w:color="auto" w:fill="EAEAEA"/>
             <w:tcBorders>
               <w:left w:val="thick" w:sz="24" w:color="1A5A6A"/>
             </w:tcBorders>
@@ -4843,7 +5191,8 @@
             <w:r>
               <w:rPr>
                 <w:rFonts w:ascii="Courier New" w:hAnsi="Courier New"/>
-                <w:color w:val="1A1A1A"/>
+                <w:i/>
+                <w:color w:val="888888"/>
                 <w:sz w:val="16"/>
               </w:rPr>
               <w:t># experimento_2_vllm.py</w:t>
@@ -4906,7 +5255,8 @@
             <w:r>
               <w:rPr>
                 <w:rFonts w:ascii="Courier New" w:hAnsi="Courier New"/>
-                <w:color w:val="1A1A1A"/>
+                <w:i/>
+                <w:color w:val="888888"/>
                 <w:sz w:val="16"/>
               </w:rPr>
               <w:t># vLLM en el puerto 8000 — misma API que OpenAI</w:t>
@@ -5001,7 +5351,8 @@
             <w:r>
               <w:rPr>
                 <w:rFonts w:ascii="Courier New" w:hAnsi="Courier New"/>
-                <w:color w:val="1A1A1A"/>
+                <w:i/>
+                <w:color w:val="888888"/>
                 <w:sz w:val="16"/>
               </w:rPr>
               <w:t># Verificar qué modelo está activo</w:t>
@@ -5080,7 +5431,8 @@
             <w:r>
               <w:rPr>
                 <w:rFonts w:ascii="Courier New" w:hAnsi="Courier New"/>
-                <w:color w:val="1A1A1A"/>
+                <w:i/>
+                <w:color w:val="888888"/>
                 <w:sz w:val="16"/>
               </w:rPr>
               <w:t># Benchmark: medir tokens por segundo</w:t>
@@ -5416,10 +5768,11 @@
         <w:pStyle w:val="Endure-Subhead"/>
         <w:keepNext/>
         <w:spacing w:before="160" w:after="60"/>
-      </w:pPr>
-      <w:r>
-        <w:rPr>
-          <w:sz w:val="18"/>
+        <w:outlineLvl w:val="2"/>
+      </w:pPr>
+      <w:r>
+        <w:rPr>
+          <w:sz w:val="22"/>
         </w:rPr>
         <w:t>17.6.3 Comparar Velocidad entre Motores</w:t>
       </w:r>
@@ -5437,7 +5790,7 @@
         <w:tc>
           <w:tcPr>
             <w:tcW w:type="dxa" w:w="8152"/>
-            <w:shd w:val="clear" w:color="auto" w:fill="F2F2F2"/>
+            <w:shd w:val="clear" w:color="auto" w:fill="EAEAEA"/>
             <w:tcBorders>
               <w:left w:val="thick" w:sz="24" w:color="1A5A6A"/>
             </w:tcBorders>
@@ -5458,7 +5811,8 @@
             <w:r>
               <w:rPr>
                 <w:rFonts w:ascii="Courier New" w:hAnsi="Courier New"/>
-                <w:color w:val="1A1A1A"/>
+                <w:i/>
+                <w:color w:val="888888"/>
                 <w:sz w:val="16"/>
               </w:rPr>
               <w:t># experimento_2b_benchmark.py</w:t>
@@ -5823,7 +6177,8 @@
             <w:r>
               <w:rPr>
                 <w:rFonts w:ascii="Courier New" w:hAnsi="Courier New"/>
-                <w:color w:val="1A1A1A"/>
+                <w:i/>
+                <w:color w:val="888888"/>
                 <w:sz w:val="16"/>
               </w:rPr>
               <w:t># Ajuste los nombres de modelos según los que tenga instalados</w:t>
@@ -5906,26 +6261,37 @@
         <w:pStyle w:val="Endure-Subhead"/>
         <w:keepNext/>
         <w:spacing w:before="240" w:after="60"/>
-      </w:pPr>
-      <w:r>
+        <w:outlineLvl w:val="1"/>
+      </w:pPr>
+      <w:r>
+        <w:rPr>
+          <w:sz w:val="24"/>
+        </w:rPr>
         <w:t>17.7 Experimento 3 — Hugging Face Transformers Directo (sin contenedor)</w:t>
       </w:r>
     </w:p>
     <w:p>
       <w:pPr>
         <w:pStyle w:val="Endure-FirstParagraphBodyText"/>
-      </w:pPr>
-      <w:r>
+        <w:spacing w:before="100" w:after="100"/>
+      </w:pPr>
+      <w:r>
+        <w:rPr>
+          <w:sz w:val="20"/>
+        </w:rPr>
         <w:t xml:space="preserve">Para modelos pequeños (≤3B parámetros), puede cargarlos directamente en Python usando la librería </w:t>
       </w:r>
       <w:r>
         <w:rPr>
           <w:rFonts w:ascii="Courier New" w:hAnsi="Courier New"/>
-          <w:sz w:val="17"/>
+          <w:sz w:val="16"/>
         </w:rPr>
         <w:t>transformers</w:t>
       </w:r>
       <w:r>
+        <w:rPr>
+          <w:sz w:val="20"/>
+        </w:rPr>
         <w:t xml:space="preserve"> de Hugging Face, sin necesidad de contenedores ni servidores HTTP.</w:t>
       </w:r>
     </w:p>
@@ -5934,10 +6300,11 @@
         <w:pStyle w:val="Endure-Subhead"/>
         <w:keepNext/>
         <w:spacing w:before="160" w:after="60"/>
-      </w:pPr>
-      <w:r>
-        <w:rPr>
-          <w:sz w:val="18"/>
+        <w:outlineLvl w:val="2"/>
+      </w:pPr>
+      <w:r>
+        <w:rPr>
+          <w:sz w:val="22"/>
         </w:rPr>
         <w:t>17.7.1 Instalar Transformers</w:t>
       </w:r>
@@ -5955,7 +6322,7 @@
         <w:tc>
           <w:tcPr>
             <w:tcW w:type="dxa" w:w="8152"/>
-            <w:shd w:val="clear" w:color="auto" w:fill="F2F2F2"/>
+            <w:shd w:val="clear" w:color="auto" w:fill="EAEAEA"/>
             <w:tcBorders>
               <w:left w:val="thick" w:sz="24" w:color="1A5A6A"/>
             </w:tcBorders>
@@ -6012,10 +6379,11 @@
         <w:pStyle w:val="Endure-Subhead"/>
         <w:keepNext/>
         <w:spacing w:before="160" w:after="60"/>
-      </w:pPr>
-      <w:r>
-        <w:rPr>
-          <w:sz w:val="18"/>
+        <w:outlineLvl w:val="2"/>
+      </w:pPr>
+      <w:r>
+        <w:rPr>
+          <w:sz w:val="22"/>
         </w:rPr>
         <w:t>17.7.2 Cargar un Modelo Pequeño Directamente</w:t>
       </w:r>
@@ -6033,7 +6401,7 @@
         <w:tc>
           <w:tcPr>
             <w:tcW w:type="dxa" w:w="8152"/>
-            <w:shd w:val="clear" w:color="auto" w:fill="F2F2F2"/>
+            <w:shd w:val="clear" w:color="auto" w:fill="EAEAEA"/>
             <w:tcBorders>
               <w:left w:val="thick" w:sz="24" w:color="1A5A6A"/>
             </w:tcBorders>
@@ -6054,7 +6422,8 @@
             <w:r>
               <w:rPr>
                 <w:rFonts w:ascii="Courier New" w:hAnsi="Courier New"/>
-                <w:color w:val="1A1A1A"/>
+                <w:i/>
+                <w:color w:val="888888"/>
                 <w:sz w:val="16"/>
               </w:rPr>
               <w:t># experimento_3_transformers.py</w:t>
@@ -6164,7 +6533,8 @@
             <w:r>
               <w:rPr>
                 <w:rFonts w:ascii="Courier New" w:hAnsi="Courier New"/>
-                <w:color w:val="1A1A1A"/>
+                <w:i/>
+                <w:color w:val="888888"/>
                 <w:sz w:val="16"/>
               </w:rPr>
               <w:t># Cargar un modelo pequeño directamente en GPU</w:t>
@@ -6180,7 +6550,8 @@
             <w:r>
               <w:rPr>
                 <w:rFonts w:ascii="Courier New" w:hAnsi="Courier New"/>
-                <w:color w:val="1A1A1A"/>
+                <w:i/>
+                <w:color w:val="888888"/>
                 <w:sz w:val="16"/>
               </w:rPr>
               <w:t># phi-2 es un buen ejemplo: 2.7B parámetros, ~5GB con float16</w:t>
@@ -6338,7 +6709,8 @@
             <w:r>
               <w:rPr>
                 <w:rFonts w:ascii="Courier New" w:hAnsi="Courier New"/>
-                <w:color w:val="1A1A1A"/>
+                <w:i/>
+                <w:color w:val="888888"/>
                 <w:sz w:val="16"/>
               </w:rPr>
               <w:t># Generar respuesta</w:t>
@@ -6468,10 +6840,11 @@
         <w:pStyle w:val="Endure-Subhead"/>
         <w:keepNext/>
         <w:spacing w:before="160" w:after="60"/>
-      </w:pPr>
-      <w:r>
-        <w:rPr>
-          <w:sz w:val="18"/>
+        <w:outlineLvl w:val="2"/>
+      </w:pPr>
+      <w:r>
+        <w:rPr>
+          <w:sz w:val="22"/>
         </w:rPr>
         <w:t>17.7.3 Limpieza de Memoria tras el Experimento</w:t>
       </w:r>
@@ -6489,7 +6862,7 @@
         <w:tc>
           <w:tcPr>
             <w:tcW w:type="dxa" w:w="8152"/>
-            <w:shd w:val="clear" w:color="auto" w:fill="F2F2F2"/>
+            <w:shd w:val="clear" w:color="auto" w:fill="EAEAEA"/>
             <w:tcBorders>
               <w:left w:val="thick" w:sz="24" w:color="1A5A6A"/>
             </w:tcBorders>
@@ -6510,7 +6883,8 @@
             <w:r>
               <w:rPr>
                 <w:rFonts w:ascii="Courier New" w:hAnsi="Courier New"/>
-                <w:color w:val="1A1A1A"/>
+                <w:i/>
+                <w:color w:val="888888"/>
                 <w:sz w:val="16"/>
               </w:rPr>
               <w:t># Siempre liberar memoria GPU después de terminar con un modelo directo</w:t>
@@ -6573,7 +6947,8 @@
             <w:r>
               <w:rPr>
                 <w:rFonts w:ascii="Courier New" w:hAnsi="Courier New"/>
-                <w:color w:val="1A1A1A"/>
+                <w:i/>
+                <w:color w:val="888888"/>
                 <w:sz w:val="16"/>
               </w:rPr>
               <w:t># Eliminar el pipeline y el modelo de la GPU</w:t>
@@ -6652,7 +7027,8 @@
             <w:r>
               <w:rPr>
                 <w:rFonts w:ascii="Courier New" w:hAnsi="Courier New"/>
-                <w:color w:val="1A1A1A"/>
+                <w:i/>
+                <w:color w:val="888888"/>
                 <w:sz w:val="16"/>
               </w:rPr>
               <w:t># Verificar liberación</w:t>
@@ -6727,7 +7103,7 @@
         <w:tc>
           <w:tcPr>
             <w:tcW w:type="dxa" w:w="8152"/>
-            <w:shd w:val="clear" w:color="auto" w:fill="F2F2F2"/>
+            <w:shd w:val="clear" w:color="auto" w:fill="EAEAEA"/>
             <w:tcBorders>
               <w:left w:val="thick" w:sz="24" w:color="1A5A6A"/>
             </w:tcBorders>
@@ -6765,6 +7141,7 @@
             <w:r>
               <w:rPr>
                 <w:rFonts w:ascii="Courier New" w:hAnsi="Courier New"/>
+                <w:i/>
                 <w:color w:val="555555"/>
                 <w:sz w:val="16"/>
               </w:rPr>
@@ -6781,6 +7158,7 @@
             <w:r>
               <w:rPr>
                 <w:rFonts w:ascii="Courier New" w:hAnsi="Courier New"/>
+                <w:i/>
                 <w:color w:val="555555"/>
                 <w:sz w:val="16"/>
               </w:rPr>
@@ -6797,6 +7175,7 @@
             <w:r>
               <w:rPr>
                 <w:rFonts w:ascii="Courier New" w:hAnsi="Courier New"/>
+                <w:i/>
                 <w:color w:val="555555"/>
                 <w:sz w:val="16"/>
               </w:rPr>
@@ -6868,8 +7247,12 @@
         <w:pStyle w:val="Endure-Subhead"/>
         <w:keepNext/>
         <w:spacing w:before="240" w:after="60"/>
-      </w:pPr>
-      <w:r>
+        <w:outlineLvl w:val="1"/>
+      </w:pPr>
+      <w:r>
+        <w:rPr>
+          <w:sz w:val="24"/>
+        </w:rPr>
         <w:t>17.8 Patrón de Desarrollo Recomendado</w:t>
       </w:r>
     </w:p>
@@ -6921,6 +7304,7 @@
       <w:r>
         <w:rPr>
           <w:i/>
+          <w:sz w:val="16"/>
         </w:rPr>
         <w:t>Patrón de Desarrollo en Jetson AGX Orin</w:t>
       </w:r>
@@ -6928,8 +7312,12 @@
     <w:p>
       <w:pPr>
         <w:pStyle w:val="Endure-ChapterBodyText"/>
-      </w:pPr>
-      <w:r>
+        <w:spacing w:before="100" w:after="100"/>
+      </w:pPr>
+      <w:r>
+        <w:rPr>
+          <w:sz w:val="20"/>
+        </w:rPr>
         <w:t>El flujo de trabajo eficiente para desarrollar con LLMs en el Jetson sigue este ciclo:</w:t>
       </w:r>
     </w:p>
@@ -6946,7 +7334,7 @@
         <w:tc>
           <w:tcPr>
             <w:tcW w:type="dxa" w:w="8152"/>
-            <w:shd w:val="clear" w:color="auto" w:fill="F2F2F2"/>
+            <w:shd w:val="clear" w:color="auto" w:fill="EAEAEA"/>
             <w:tcBorders>
               <w:left w:val="thick" w:sz="24" w:color="1A5A6A"/>
             </w:tcBorders>
@@ -6967,6 +7355,7 @@
             <w:r>
               <w:rPr>
                 <w:rFonts w:ascii="Courier New" w:hAnsi="Courier New"/>
+                <w:i/>
                 <w:color w:val="555555"/>
                 <w:sz w:val="16"/>
               </w:rPr>
@@ -6983,6 +7372,7 @@
             <w:r>
               <w:rPr>
                 <w:rFonts w:ascii="Courier New" w:hAnsi="Courier New"/>
+                <w:i/>
                 <w:color w:val="555555"/>
                 <w:sz w:val="16"/>
               </w:rPr>
@@ -6999,6 +7389,7 @@
             <w:r>
               <w:rPr>
                 <w:rFonts w:ascii="Courier New" w:hAnsi="Courier New"/>
+                <w:i/>
                 <w:color w:val="555555"/>
                 <w:sz w:val="16"/>
               </w:rPr>
@@ -7015,6 +7406,7 @@
             <w:r>
               <w:rPr>
                 <w:rFonts w:ascii="Courier New" w:hAnsi="Courier New"/>
+                <w:i/>
                 <w:color w:val="555555"/>
                 <w:sz w:val="16"/>
               </w:rPr>
@@ -7031,6 +7423,7 @@
             <w:r>
               <w:rPr>
                 <w:rFonts w:ascii="Courier New" w:hAnsi="Courier New"/>
+                <w:i/>
                 <w:color w:val="555555"/>
                 <w:sz w:val="16"/>
               </w:rPr>
@@ -7047,6 +7440,7 @@
             <w:r>
               <w:rPr>
                 <w:rFonts w:ascii="Courier New" w:hAnsi="Courier New"/>
+                <w:i/>
                 <w:color w:val="555555"/>
                 <w:sz w:val="16"/>
               </w:rPr>
@@ -7063,6 +7457,7 @@
             <w:r>
               <w:rPr>
                 <w:rFonts w:ascii="Courier New" w:hAnsi="Courier New"/>
+                <w:i/>
                 <w:color w:val="555555"/>
                 <w:sz w:val="16"/>
               </w:rPr>
@@ -7079,6 +7474,7 @@
             <w:r>
               <w:rPr>
                 <w:rFonts w:ascii="Courier New" w:hAnsi="Courier New"/>
+                <w:i/>
                 <w:color w:val="555555"/>
                 <w:sz w:val="16"/>
               </w:rPr>
@@ -7095,6 +7491,7 @@
             <w:r>
               <w:rPr>
                 <w:rFonts w:ascii="Courier New" w:hAnsi="Courier New"/>
+                <w:i/>
                 <w:color w:val="555555"/>
                 <w:sz w:val="16"/>
               </w:rPr>
@@ -7111,6 +7508,7 @@
             <w:r>
               <w:rPr>
                 <w:rFonts w:ascii="Courier New" w:hAnsi="Courier New"/>
+                <w:i/>
                 <w:color w:val="555555"/>
                 <w:sz w:val="16"/>
               </w:rPr>
@@ -7127,6 +7525,7 @@
             <w:r>
               <w:rPr>
                 <w:rFonts w:ascii="Courier New" w:hAnsi="Courier New"/>
+                <w:i/>
                 <w:color w:val="555555"/>
                 <w:sz w:val="16"/>
               </w:rPr>
@@ -7143,6 +7542,7 @@
             <w:r>
               <w:rPr>
                 <w:rFonts w:ascii="Courier New" w:hAnsi="Courier New"/>
+                <w:i/>
                 <w:color w:val="555555"/>
                 <w:sz w:val="16"/>
               </w:rPr>
@@ -7159,6 +7559,7 @@
             <w:r>
               <w:rPr>
                 <w:rFonts w:ascii="Courier New" w:hAnsi="Courier New"/>
+                <w:i/>
                 <w:color w:val="555555"/>
                 <w:sz w:val="16"/>
               </w:rPr>
@@ -7175,6 +7576,7 @@
             <w:r>
               <w:rPr>
                 <w:rFonts w:ascii="Courier New" w:hAnsi="Courier New"/>
+                <w:i/>
                 <w:color w:val="555555"/>
                 <w:sz w:val="16"/>
               </w:rPr>
@@ -7191,6 +7593,7 @@
             <w:r>
               <w:rPr>
                 <w:rFonts w:ascii="Courier New" w:hAnsi="Courier New"/>
+                <w:i/>
                 <w:color w:val="555555"/>
                 <w:sz w:val="16"/>
               </w:rPr>
@@ -7207,6 +7610,7 @@
             <w:r>
               <w:rPr>
                 <w:rFonts w:ascii="Courier New" w:hAnsi="Courier New"/>
+                <w:i/>
                 <w:color w:val="555555"/>
                 <w:sz w:val="16"/>
               </w:rPr>
@@ -7223,6 +7627,7 @@
             <w:r>
               <w:rPr>
                 <w:rFonts w:ascii="Courier New" w:hAnsi="Courier New"/>
+                <w:i/>
                 <w:color w:val="555555"/>
                 <w:sz w:val="16"/>
               </w:rPr>
@@ -7239,6 +7644,7 @@
             <w:r>
               <w:rPr>
                 <w:rFonts w:ascii="Courier New" w:hAnsi="Courier New"/>
+                <w:i/>
                 <w:color w:val="555555"/>
                 <w:sz w:val="16"/>
               </w:rPr>
@@ -7255,6 +7661,7 @@
             <w:r>
               <w:rPr>
                 <w:rFonts w:ascii="Courier New" w:hAnsi="Courier New"/>
+                <w:i/>
                 <w:color w:val="555555"/>
                 <w:sz w:val="16"/>
               </w:rPr>
@@ -7271,6 +7678,7 @@
             <w:r>
               <w:rPr>
                 <w:rFonts w:ascii="Courier New" w:hAnsi="Courier New"/>
+                <w:i/>
                 <w:color w:val="555555"/>
                 <w:sz w:val="16"/>
               </w:rPr>
@@ -7290,10 +7698,11 @@
         <w:pStyle w:val="Endure-Subhead"/>
         <w:keepNext/>
         <w:spacing w:before="160" w:after="60"/>
-      </w:pPr>
-      <w:r>
-        <w:rPr>
-          <w:sz w:val="18"/>
+        <w:outlineLvl w:val="2"/>
+      </w:pPr>
+      <w:r>
+        <w:rPr>
+          <w:sz w:val="22"/>
         </w:rPr>
         <w:t>17.8.1 Script de Verificación Pre-Experimento</w:t>
       </w:r>
@@ -7311,7 +7720,7 @@
         <w:tc>
           <w:tcPr>
             <w:tcW w:type="dxa" w:w="8152"/>
-            <w:shd w:val="clear" w:color="auto" w:fill="F2F2F2"/>
+            <w:shd w:val="clear" w:color="auto" w:fill="EAEAEA"/>
             <w:tcBorders>
               <w:left w:val="thick" w:sz="24" w:color="1A5A6A"/>
             </w:tcBorders>
@@ -7332,7 +7741,8 @@
             <w:r>
               <w:rPr>
                 <w:rFonts w:ascii="Courier New" w:hAnsi="Courier New"/>
-                <w:color w:val="1A1A1A"/>
+                <w:i/>
+                <w:color w:val="888888"/>
                 <w:sz w:val="16"/>
               </w:rPr>
               <w:t># utils/pre_check.py — ejecutar al inicio de cada notebook</w:t>
@@ -7635,7 +8045,8 @@
             <w:r>
               <w:rPr>
                 <w:rFonts w:ascii="Courier New" w:hAnsi="Courier New"/>
-                <w:color w:val="1A1A1A"/>
+                <w:i/>
+                <w:color w:val="888888"/>
                 <w:sz w:val="16"/>
               </w:rPr>
               <w:t xml:space="preserve">    # Verificar endpoints activos</w:t>
@@ -7933,7 +8344,7 @@
         <w:tc>
           <w:tcPr>
             <w:tcW w:type="dxa" w:w="8152"/>
-            <w:shd w:val="clear" w:color="auto" w:fill="F2F2F2"/>
+            <w:shd w:val="clear" w:color="auto" w:fill="EAEAEA"/>
             <w:tcBorders>
               <w:left w:val="thick" w:sz="24" w:color="1A5A6A"/>
             </w:tcBorders>
@@ -7990,8 +8401,12 @@
         <w:pStyle w:val="Endure-Subhead"/>
         <w:keepNext/>
         <w:spacing w:before="240" w:after="60"/>
-      </w:pPr>
-      <w:r>
+        <w:outlineLvl w:val="1"/>
+      </w:pPr>
+      <w:r>
+        <w:rPr>
+          <w:sz w:val="24"/>
+        </w:rPr>
         <w:t>17.9 Limpieza Post-Experimento</w:t>
       </w:r>
     </w:p>
@@ -8008,7 +8423,7 @@
         <w:tc>
           <w:tcPr>
             <w:tcW w:type="dxa" w:w="8152"/>
-            <w:shd w:val="clear" w:color="auto" w:fill="F2F2F2"/>
+            <w:shd w:val="clear" w:color="auto" w:fill="EAEAEA"/>
             <w:tcBorders>
               <w:left w:val="thick" w:sz="24" w:color="1A5A6A"/>
             </w:tcBorders>
@@ -8095,6 +8510,7 @@
             <w:r>
               <w:rPr>
                 <w:rFonts w:ascii="Courier New" w:hAnsi="Courier New"/>
+                <w:i/>
                 <w:color w:val="555555"/>
                 <w:sz w:val="16"/>
               </w:rPr>
@@ -8111,6 +8527,7 @@
             <w:r>
               <w:rPr>
                 <w:rFonts w:ascii="Courier New" w:hAnsi="Courier New"/>
+                <w:i/>
                 <w:color w:val="555555"/>
                 <w:sz w:val="16"/>
               </w:rPr>
@@ -8127,6 +8544,7 @@
             <w:r>
               <w:rPr>
                 <w:rFonts w:ascii="Courier New" w:hAnsi="Courier New"/>
+                <w:i/>
                 <w:color w:val="555555"/>
                 <w:sz w:val="16"/>
               </w:rPr>
@@ -8191,6 +8609,7 @@
             <w:r>
               <w:rPr>
                 <w:rFonts w:ascii="Courier New" w:hAnsi="Courier New"/>
+                <w:i/>
                 <w:color w:val="555555"/>
                 <w:sz w:val="16"/>
               </w:rPr>
@@ -8255,6 +8674,7 @@
             <w:r>
               <w:rPr>
                 <w:rFonts w:ascii="Courier New" w:hAnsi="Courier New"/>
+                <w:i/>
                 <w:color w:val="555555"/>
                 <w:sz w:val="16"/>
               </w:rPr>
@@ -8271,6 +8691,7 @@
             <w:r>
               <w:rPr>
                 <w:rFonts w:ascii="Courier New" w:hAnsi="Courier New"/>
+                <w:i/>
                 <w:color w:val="555555"/>
                 <w:sz w:val="16"/>
               </w:rPr>
@@ -8319,6 +8740,7 @@
             <w:r>
               <w:rPr>
                 <w:rFonts w:ascii="Courier New" w:hAnsi="Courier New"/>
+                <w:i/>
                 <w:color w:val="555555"/>
                 <w:sz w:val="16"/>
               </w:rPr>
@@ -8338,8 +8760,12 @@
         <w:pStyle w:val="Endure-Subhead"/>
         <w:keepNext/>
         <w:spacing w:before="240" w:after="60"/>
-      </w:pPr>
-      <w:r>
+        <w:outlineLvl w:val="1"/>
+      </w:pPr>
+      <w:r>
+        <w:rPr>
+          <w:sz w:val="24"/>
+        </w:rPr>
         <w:t>17.10 Verificación Final del Capítulo</w:t>
       </w:r>
     </w:p>
@@ -8356,7 +8782,7 @@
         <w:tc>
           <w:tcPr>
             <w:tcW w:type="dxa" w:w="8152"/>
-            <w:shd w:val="clear" w:color="auto" w:fill="F2F2F2"/>
+            <w:shd w:val="clear" w:color="auto" w:fill="EAEAEA"/>
             <w:tcBorders>
               <w:left w:val="thick" w:sz="24" w:color="1A5A6A"/>
             </w:tcBorders>
@@ -8521,6 +8947,7 @@
             <w:r>
               <w:rPr>
                 <w:rFonts w:ascii="Courier New" w:hAnsi="Courier New"/>
+                <w:i/>
                 <w:color w:val="555555"/>
                 <w:sz w:val="16"/>
               </w:rPr>
@@ -8537,6 +8964,7 @@
             <w:r>
               <w:rPr>
                 <w:rFonts w:ascii="Courier New" w:hAnsi="Courier New"/>
+                <w:i/>
                 <w:color w:val="555555"/>
                 <w:sz w:val="16"/>
               </w:rPr>
@@ -8616,6 +9044,7 @@
             <w:r>
               <w:rPr>
                 <w:rFonts w:ascii="Courier New" w:hAnsi="Courier New"/>
+                <w:i/>
                 <w:color w:val="555555"/>
                 <w:sz w:val="16"/>
               </w:rPr>
@@ -8632,6 +9061,7 @@
             <w:r>
               <w:rPr>
                 <w:rFonts w:ascii="Courier New" w:hAnsi="Courier New"/>
+                <w:i/>
                 <w:color w:val="555555"/>
                 <w:sz w:val="16"/>
               </w:rPr>
@@ -8648,6 +9078,7 @@
             <w:r>
               <w:rPr>
                 <w:rFonts w:ascii="Courier New" w:hAnsi="Courier New"/>
+                <w:i/>
                 <w:color w:val="555555"/>
                 <w:sz w:val="16"/>
               </w:rPr>
@@ -8664,6 +9095,7 @@
             <w:r>
               <w:rPr>
                 <w:rFonts w:ascii="Courier New" w:hAnsi="Courier New"/>
+                <w:i/>
                 <w:color w:val="555555"/>
                 <w:sz w:val="16"/>
               </w:rPr>
@@ -8680,6 +9112,7 @@
             <w:r>
               <w:rPr>
                 <w:rFonts w:ascii="Courier New" w:hAnsi="Courier New"/>
+                <w:i/>
                 <w:color w:val="555555"/>
                 <w:sz w:val="16"/>
               </w:rPr>
@@ -8696,6 +9129,7 @@
             <w:r>
               <w:rPr>
                 <w:rFonts w:ascii="Courier New" w:hAnsi="Courier New"/>
+                <w:i/>
                 <w:color w:val="555555"/>
                 <w:sz w:val="16"/>
               </w:rPr>
@@ -8712,6 +9146,7 @@
             <w:r>
               <w:rPr>
                 <w:rFonts w:ascii="Courier New" w:hAnsi="Courier New"/>
+                <w:i/>
                 <w:color w:val="555555"/>
                 <w:sz w:val="16"/>
               </w:rPr>
@@ -8728,6 +9163,7 @@
             <w:r>
               <w:rPr>
                 <w:rFonts w:ascii="Courier New" w:hAnsi="Courier New"/>
+                <w:i/>
                 <w:color w:val="555555"/>
                 <w:sz w:val="16"/>
               </w:rPr>
@@ -8807,6 +9243,7 @@
             <w:r>
               <w:rPr>
                 <w:rFonts w:ascii="Courier New" w:hAnsi="Courier New"/>
+                <w:i/>
                 <w:color w:val="555555"/>
                 <w:sz w:val="16"/>
               </w:rPr>
@@ -8823,6 +9260,7 @@
             <w:r>
               <w:rPr>
                 <w:rFonts w:ascii="Courier New" w:hAnsi="Courier New"/>
+                <w:i/>
                 <w:color w:val="555555"/>
                 <w:sz w:val="16"/>
               </w:rPr>
@@ -8839,6 +9277,7 @@
             <w:r>
               <w:rPr>
                 <w:rFonts w:ascii="Courier New" w:hAnsi="Courier New"/>
+                <w:i/>
                 <w:color w:val="555555"/>
                 <w:sz w:val="16"/>
               </w:rPr>
@@ -8855,6 +9294,7 @@
             <w:r>
               <w:rPr>
                 <w:rFonts w:ascii="Courier New" w:hAnsi="Courier New"/>
+                <w:i/>
                 <w:color w:val="555555"/>
                 <w:sz w:val="16"/>
               </w:rPr>
@@ -8871,6 +9311,7 @@
             <w:r>
               <w:rPr>
                 <w:rFonts w:ascii="Courier New" w:hAnsi="Courier New"/>
+                <w:i/>
                 <w:color w:val="555555"/>
                 <w:sz w:val="16"/>
               </w:rPr>
@@ -8887,6 +9328,7 @@
             <w:r>
               <w:rPr>
                 <w:rFonts w:ascii="Courier New" w:hAnsi="Courier New"/>
+                <w:i/>
                 <w:color w:val="555555"/>
                 <w:sz w:val="16"/>
               </w:rPr>
@@ -8903,6 +9345,7 @@
             <w:r>
               <w:rPr>
                 <w:rFonts w:ascii="Courier New" w:hAnsi="Courier New"/>
+                <w:i/>
                 <w:color w:val="555555"/>
                 <w:sz w:val="16"/>
               </w:rPr>
@@ -8919,6 +9362,7 @@
             <w:r>
               <w:rPr>
                 <w:rFonts w:ascii="Courier New" w:hAnsi="Courier New"/>
+                <w:i/>
                 <w:color w:val="555555"/>
                 <w:sz w:val="16"/>
               </w:rPr>
@@ -8935,6 +9379,7 @@
             <w:r>
               <w:rPr>
                 <w:rFonts w:ascii="Courier New" w:hAnsi="Courier New"/>
+                <w:i/>
                 <w:color w:val="555555"/>
                 <w:sz w:val="16"/>
               </w:rPr>
@@ -9009,7 +9454,7 @@
         <w:tc>
           <w:tcPr>
             <w:tcW w:type="dxa" w:w="8152"/>
-            <w:shd w:val="clear" w:color="auto" w:fill="F2F2F2"/>
+            <w:shd w:val="clear" w:color="auto" w:fill="EAEAEA"/>
             <w:tcBorders>
               <w:left w:val="thick" w:sz="24" w:color="1A5A6A"/>
             </w:tcBorders>
@@ -9047,6 +9492,7 @@
             <w:r>
               <w:rPr>
                 <w:rFonts w:ascii="Courier New" w:hAnsi="Courier New"/>
+                <w:i/>
                 <w:color w:val="555555"/>
                 <w:sz w:val="16"/>
               </w:rPr>
@@ -9063,6 +9509,7 @@
             <w:r>
               <w:rPr>
                 <w:rFonts w:ascii="Courier New" w:hAnsi="Courier New"/>
+                <w:i/>
                 <w:color w:val="555555"/>
                 <w:sz w:val="16"/>
               </w:rPr>
@@ -9094,6 +9541,7 @@
             <w:r>
               <w:rPr>
                 <w:rFonts w:ascii="Courier New" w:hAnsi="Courier New"/>
+                <w:i/>
                 <w:color w:val="555555"/>
                 <w:sz w:val="16"/>
               </w:rPr>
@@ -9110,6 +9558,7 @@
             <w:r>
               <w:rPr>
                 <w:rFonts w:ascii="Courier New" w:hAnsi="Courier New"/>
+                <w:i/>
                 <w:color w:val="555555"/>
                 <w:sz w:val="16"/>
               </w:rPr>
@@ -9126,6 +9575,7 @@
             <w:r>
               <w:rPr>
                 <w:rFonts w:ascii="Courier New" w:hAnsi="Courier New"/>
+                <w:i/>
                 <w:color w:val="555555"/>
                 <w:sz w:val="16"/>
               </w:rPr>
@@ -9142,6 +9592,7 @@
             <w:r>
               <w:rPr>
                 <w:rFonts w:ascii="Courier New" w:hAnsi="Courier New"/>
+                <w:i/>
                 <w:color w:val="555555"/>
                 <w:sz w:val="16"/>
               </w:rPr>
@@ -9173,6 +9624,7 @@
             <w:r>
               <w:rPr>
                 <w:rFonts w:ascii="Courier New" w:hAnsi="Courier New"/>
+                <w:i/>
                 <w:color w:val="555555"/>
                 <w:sz w:val="16"/>
               </w:rPr>
@@ -9189,6 +9641,7 @@
             <w:r>
               <w:rPr>
                 <w:rFonts w:ascii="Courier New" w:hAnsi="Courier New"/>
+                <w:i/>
                 <w:color w:val="555555"/>
                 <w:sz w:val="16"/>
               </w:rPr>
@@ -9205,6 +9658,7 @@
             <w:r>
               <w:rPr>
                 <w:rFonts w:ascii="Courier New" w:hAnsi="Courier New"/>
+                <w:i/>
                 <w:color w:val="555555"/>
                 <w:sz w:val="16"/>
               </w:rPr>
@@ -9221,6 +9675,7 @@
             <w:r>
               <w:rPr>
                 <w:rFonts w:ascii="Courier New" w:hAnsi="Courier New"/>
+                <w:i/>
                 <w:color w:val="555555"/>
                 <w:sz w:val="16"/>
               </w:rPr>
@@ -9237,6 +9692,7 @@
             <w:r>
               <w:rPr>
                 <w:rFonts w:ascii="Courier New" w:hAnsi="Courier New"/>
+                <w:i/>
                 <w:color w:val="555555"/>
                 <w:sz w:val="16"/>
               </w:rPr>
@@ -9253,6 +9709,7 @@
             <w:r>
               <w:rPr>
                 <w:rFonts w:ascii="Courier New" w:hAnsi="Courier New"/>
+                <w:i/>
                 <w:color w:val="555555"/>
                 <w:sz w:val="16"/>
               </w:rPr>
@@ -9272,40 +9729,56 @@
         <w:pStyle w:val="Endure-Subhead"/>
         <w:keepNext/>
         <w:spacing w:before="240" w:after="60"/>
-      </w:pPr>
-      <w:r>
+        <w:outlineLvl w:val="1"/>
+      </w:pPr>
+      <w:r>
+        <w:rPr>
+          <w:sz w:val="24"/>
+        </w:rPr>
         <w:t>17.9 Mini-Proyecto: Transcriptor de Audio con GPU</w:t>
       </w:r>
     </w:p>
     <w:p>
       <w:pPr>
         <w:pStyle w:val="Endure-FirstParagraphBodyText"/>
-      </w:pPr>
-      <w:r>
+        <w:spacing w:before="100" w:after="100"/>
+      </w:pPr>
+      <w:r>
+        <w:rPr>
+          <w:sz w:val="20"/>
+        </w:rPr>
         <w:t xml:space="preserve">Este proyecto une todo lo aprendido en el capítulo: VSCode Remote SSH para editar el notebook, el venv </w:t>
       </w:r>
       <w:r>
         <w:rPr>
           <w:rFonts w:ascii="Courier New" w:hAnsi="Courier New"/>
-          <w:sz w:val="17"/>
+          <w:sz w:val="16"/>
         </w:rPr>
         <w:t>dev</w:t>
       </w:r>
       <w:r>
+        <w:rPr>
+          <w:sz w:val="20"/>
+        </w:rPr>
         <w:t xml:space="preserve"> como kernel, y la GPU del Jetson para acelerar la transcripción de audio en español.</w:t>
       </w:r>
     </w:p>
     <w:p>
       <w:pPr>
         <w:pStyle w:val="Endure-ChapterBodyText"/>
+        <w:spacing w:before="100" w:after="100"/>
       </w:pPr>
       <w:r>
         <w:rPr>
           <w:b/>
+          <w:sz w:val="20"/>
         </w:rPr>
         <w:t>Factor wow:</w:t>
       </w:r>
       <w:r>
+        <w:rPr>
+          <w:sz w:val="20"/>
+        </w:rPr>
         <w:t xml:space="preserve"> Con su Jetson, puede transcribir un audio de 10 minutos en menos de 2 minutos — completamente offline, sin enviar datos a ningún servidor externo, con calidad comparable a servicios cloud.</w:t>
       </w:r>
     </w:p>
@@ -9314,10 +9787,11 @@
         <w:pStyle w:val="Endure-Subhead"/>
         <w:keepNext/>
         <w:spacing w:before="160" w:after="60"/>
-      </w:pPr>
-      <w:r>
-        <w:rPr>
-          <w:sz w:val="18"/>
+        <w:outlineLvl w:val="2"/>
+      </w:pPr>
+      <w:r>
+        <w:rPr>
+          <w:sz w:val="22"/>
         </w:rPr>
         <w:t>17.9.1 Requisito Previo: faster-whisper activo</w:t>
       </w:r>
@@ -9335,7 +9809,7 @@
         <w:tc>
           <w:tcPr>
             <w:tcW w:type="dxa" w:w="8152"/>
-            <w:shd w:val="clear" w:color="auto" w:fill="F2F2F2"/>
+            <w:shd w:val="clear" w:color="auto" w:fill="EAEAEA"/>
             <w:tcBorders>
               <w:left w:val="thick" w:sz="24" w:color="1A5A6A"/>
             </w:tcBorders>
@@ -9360,7 +9834,7 @@
                 <w:color w:val="888888"/>
                 <w:sz w:val="16"/>
               </w:rPr>
-              <w:t># Verificar que faster-whisper está corriendo (capítulo 29)</w:t>
+              <w:t># Verificar que faster-whisper está corriendo (capítulo 13)</w:t>
             </w:r>
           </w:p>
           <w:p>
@@ -9389,10 +9863,11 @@
             <w:r>
               <w:rPr>
                 <w:rFonts w:ascii="Courier New" w:hAnsi="Courier New"/>
+                <w:i/>
                 <w:color w:val="555555"/>
                 <w:sz w:val="16"/>
               </w:rPr>
-              <w:t xml:space="preserve">  || echo "[!] Iniciar faster-whisper primero (ver Capítulo 29, sección 29.1.2)"</w:t>
+              <w:t xml:space="preserve">  || echo "[!] Iniciar faster-whisper primero (ver Capítulo 13, sección 29.1.2)"</w:t>
             </w:r>
           </w:p>
         </w:tc>
@@ -9408,10 +9883,11 @@
         <w:pStyle w:val="Endure-Subhead"/>
         <w:keepNext/>
         <w:spacing w:before="160" w:after="60"/>
-      </w:pPr>
-      <w:r>
-        <w:rPr>
-          <w:sz w:val="18"/>
+        <w:outlineLvl w:val="2"/>
+      </w:pPr>
+      <w:r>
+        <w:rPr>
+          <w:sz w:val="22"/>
         </w:rPr>
         <w:t>17.9.2 Notebook — audio_transcriber.ipynb</w:t>
       </w:r>
@@ -9419,18 +9895,25 @@
     <w:p>
       <w:pPr>
         <w:pStyle w:val="Endure-FirstParagraphBodyText"/>
-      </w:pPr>
-      <w:r>
+        <w:spacing w:before="100" w:after="100"/>
+      </w:pPr>
+      <w:r>
+        <w:rPr>
+          <w:sz w:val="20"/>
+        </w:rPr>
         <w:t xml:space="preserve">Cree el archivo </w:t>
       </w:r>
       <w:r>
         <w:rPr>
           <w:rFonts w:ascii="Courier New" w:hAnsi="Courier New"/>
-          <w:sz w:val="17"/>
+          <w:sz w:val="16"/>
         </w:rPr>
         <w:t>~/notebooks/audio_transcriber.ipynb</w:t>
       </w:r>
       <w:r>
+        <w:rPr>
+          <w:sz w:val="20"/>
+        </w:rPr>
         <w:t xml:space="preserve"> en VSCode y agregue las siguientes celdas:</w:t>
       </w:r>
     </w:p>
@@ -9447,7 +9930,7 @@
         <w:tc>
           <w:tcPr>
             <w:tcW w:type="dxa" w:w="8152"/>
-            <w:shd w:val="clear" w:color="auto" w:fill="F2F2F2"/>
+            <w:shd w:val="clear" w:color="auto" w:fill="EAEAEA"/>
             <w:tcBorders>
               <w:left w:val="thick" w:sz="24" w:color="1A5A6A"/>
             </w:tcBorders>
@@ -9468,7 +9951,8 @@
             <w:r>
               <w:rPr>
                 <w:rFonts w:ascii="Courier New" w:hAnsi="Courier New"/>
-                <w:color w:val="1A1A1A"/>
+                <w:i/>
+                <w:color w:val="888888"/>
                 <w:sz w:val="16"/>
               </w:rPr>
               <w:t># Celda 1 — Instalar dependencias</w:t>
@@ -9543,7 +10027,7 @@
         <w:tc>
           <w:tcPr>
             <w:tcW w:type="dxa" w:w="8152"/>
-            <w:shd w:val="clear" w:color="auto" w:fill="F2F2F2"/>
+            <w:shd w:val="clear" w:color="auto" w:fill="EAEAEA"/>
             <w:tcBorders>
               <w:left w:val="thick" w:sz="24" w:color="1A5A6A"/>
             </w:tcBorders>
@@ -9564,7 +10048,8 @@
             <w:r>
               <w:rPr>
                 <w:rFonts w:ascii="Courier New" w:hAnsi="Courier New"/>
-                <w:color w:val="1A1A1A"/>
+                <w:i/>
+                <w:color w:val="888888"/>
                 <w:sz w:val="16"/>
               </w:rPr>
               <w:t># Celda 2 — Verificar conexión con faster-whisper</w:t>
@@ -9718,7 +10203,7 @@
         <w:tc>
           <w:tcPr>
             <w:tcW w:type="dxa" w:w="8152"/>
-            <w:shd w:val="clear" w:color="auto" w:fill="F2F2F2"/>
+            <w:shd w:val="clear" w:color="auto" w:fill="EAEAEA"/>
             <w:tcBorders>
               <w:left w:val="thick" w:sz="24" w:color="1A5A6A"/>
             </w:tcBorders>
@@ -9739,7 +10224,8 @@
             <w:r>
               <w:rPr>
                 <w:rFonts w:ascii="Courier New" w:hAnsi="Courier New"/>
-                <w:color w:val="1A1A1A"/>
+                <w:i/>
+                <w:color w:val="888888"/>
                 <w:sz w:val="16"/>
               </w:rPr>
               <w:t># Celda 3 — Función de transcripción</w:t>
@@ -10106,7 +10592,8 @@
             <w:r>
               <w:rPr>
                 <w:rFonts w:ascii="Courier New" w:hAnsi="Courier New"/>
-                <w:color w:val="1A1A1A"/>
+                <w:i/>
+                <w:color w:val="888888"/>
                 <w:sz w:val="16"/>
               </w:rPr>
               <w:t xml:space="preserve">    # Preparar parámetros</w:t>
@@ -10250,7 +10737,8 @@
             <w:r>
               <w:rPr>
                 <w:rFonts w:ascii="Courier New" w:hAnsi="Courier New"/>
-                <w:color w:val="1A1A1A"/>
+                <w:i/>
+                <w:color w:val="888888"/>
                 <w:sz w:val="16"/>
               </w:rPr>
               <w:t xml:space="preserve">    # Enviar al API</w:t>
@@ -10628,7 +11116,7 @@
         <w:tc>
           <w:tcPr>
             <w:tcW w:type="dxa" w:w="8152"/>
-            <w:shd w:val="clear" w:color="auto" w:fill="F2F2F2"/>
+            <w:shd w:val="clear" w:color="auto" w:fill="EAEAEA"/>
             <w:tcBorders>
               <w:left w:val="thick" w:sz="24" w:color="1A5A6A"/>
             </w:tcBorders>
@@ -10649,7 +11137,8 @@
             <w:r>
               <w:rPr>
                 <w:rFonts w:ascii="Courier New" w:hAnsi="Courier New"/>
-                <w:color w:val="1A1A1A"/>
+                <w:i/>
+                <w:color w:val="888888"/>
                 <w:sz w:val="16"/>
               </w:rPr>
               <w:t># Celda 4 — Preparar audio de prueba (grabar 20s desde micrófono)</w:t>
@@ -11024,7 +11513,7 @@
         <w:tc>
           <w:tcPr>
             <w:tcW w:type="dxa" w:w="8152"/>
-            <w:shd w:val="clear" w:color="auto" w:fill="F2F2F2"/>
+            <w:shd w:val="clear" w:color="auto" w:fill="EAEAEA"/>
             <w:tcBorders>
               <w:left w:val="thick" w:sz="24" w:color="1A5A6A"/>
             </w:tcBorders>
@@ -11045,7 +11534,8 @@
             <w:r>
               <w:rPr>
                 <w:rFonts w:ascii="Courier New" w:hAnsi="Courier New"/>
-                <w:color w:val="1A1A1A"/>
+                <w:i/>
+                <w:color w:val="888888"/>
                 <w:sz w:val="16"/>
               </w:rPr>
               <w:t># Celda 5 — Transcribir y mostrar resultado</w:t>
@@ -11326,7 +11816,7 @@
         <w:tc>
           <w:tcPr>
             <w:tcW w:type="dxa" w:w="8152"/>
-            <w:shd w:val="clear" w:color="auto" w:fill="F2F2F2"/>
+            <w:shd w:val="clear" w:color="auto" w:fill="EAEAEA"/>
             <w:tcBorders>
               <w:left w:val="thick" w:sz="24" w:color="1A5A6A"/>
             </w:tcBorders>
@@ -11364,6 +11854,7 @@
             <w:r>
               <w:rPr>
                 <w:rFonts w:ascii="Courier New" w:hAnsi="Courier New"/>
+                <w:i/>
                 <w:color w:val="555555"/>
                 <w:sz w:val="16"/>
               </w:rPr>
@@ -11380,6 +11871,7 @@
             <w:r>
               <w:rPr>
                 <w:rFonts w:ascii="Courier New" w:hAnsi="Courier New"/>
+                <w:i/>
                 <w:color w:val="555555"/>
                 <w:sz w:val="16"/>
               </w:rPr>
@@ -11396,6 +11888,7 @@
             <w:r>
               <w:rPr>
                 <w:rFonts w:ascii="Courier New" w:hAnsi="Courier New"/>
+                <w:i/>
                 <w:color w:val="555555"/>
                 <w:sz w:val="16"/>
               </w:rPr>
@@ -11412,6 +11905,7 @@
             <w:r>
               <w:rPr>
                 <w:rFonts w:ascii="Courier New" w:hAnsi="Courier New"/>
+                <w:i/>
                 <w:color w:val="555555"/>
                 <w:sz w:val="16"/>
               </w:rPr>
@@ -11428,6 +11922,7 @@
             <w:r>
               <w:rPr>
                 <w:rFonts w:ascii="Courier New" w:hAnsi="Courier New"/>
+                <w:i/>
                 <w:color w:val="555555"/>
                 <w:sz w:val="16"/>
               </w:rPr>
@@ -11444,6 +11939,7 @@
             <w:r>
               <w:rPr>
                 <w:rFonts w:ascii="Courier New" w:hAnsi="Courier New"/>
+                <w:i/>
                 <w:color w:val="555555"/>
                 <w:sz w:val="16"/>
               </w:rPr>
@@ -11475,6 +11971,7 @@
             <w:r>
               <w:rPr>
                 <w:rFonts w:ascii="Courier New" w:hAnsi="Courier New"/>
+                <w:i/>
                 <w:color w:val="555555"/>
                 <w:sz w:val="16"/>
               </w:rPr>
@@ -11491,6 +11988,7 @@
             <w:r>
               <w:rPr>
                 <w:rFonts w:ascii="Courier New" w:hAnsi="Courier New"/>
+                <w:i/>
                 <w:color w:val="555555"/>
                 <w:sz w:val="16"/>
               </w:rPr>
@@ -11507,6 +12005,7 @@
             <w:r>
               <w:rPr>
                 <w:rFonts w:ascii="Courier New" w:hAnsi="Courier New"/>
+                <w:i/>
                 <w:color w:val="555555"/>
                 <w:sz w:val="16"/>
               </w:rPr>
@@ -11538,6 +12037,7 @@
             <w:r>
               <w:rPr>
                 <w:rFonts w:ascii="Courier New" w:hAnsi="Courier New"/>
+                <w:i/>
                 <w:color w:val="555555"/>
                 <w:sz w:val="16"/>
               </w:rPr>
@@ -11554,6 +12054,7 @@
             <w:r>
               <w:rPr>
                 <w:rFonts w:ascii="Courier New" w:hAnsi="Courier New"/>
+                <w:i/>
                 <w:color w:val="555555"/>
                 <w:sz w:val="16"/>
               </w:rPr>
@@ -11570,6 +12071,7 @@
             <w:r>
               <w:rPr>
                 <w:rFonts w:ascii="Courier New" w:hAnsi="Courier New"/>
+                <w:i/>
                 <w:color w:val="555555"/>
                 <w:sz w:val="16"/>
               </w:rPr>
@@ -11586,6 +12088,7 @@
             <w:r>
               <w:rPr>
                 <w:rFonts w:ascii="Courier New" w:hAnsi="Courier New"/>
+                <w:i/>
                 <w:color w:val="555555"/>
                 <w:sz w:val="16"/>
               </w:rPr>
@@ -11602,6 +12105,7 @@
             <w:r>
               <w:rPr>
                 <w:rFonts w:ascii="Courier New" w:hAnsi="Courier New"/>
+                <w:i/>
                 <w:color w:val="555555"/>
                 <w:sz w:val="16"/>
               </w:rPr>
@@ -11618,6 +12122,7 @@
             <w:r>
               <w:rPr>
                 <w:rFonts w:ascii="Courier New" w:hAnsi="Courier New"/>
+                <w:i/>
                 <w:color w:val="555555"/>
                 <w:sz w:val="16"/>
               </w:rPr>
@@ -11645,7 +12150,7 @@
         <w:tc>
           <w:tcPr>
             <w:tcW w:type="dxa" w:w="8152"/>
-            <w:shd w:val="clear" w:color="auto" w:fill="F2F2F2"/>
+            <w:shd w:val="clear" w:color="auto" w:fill="EAEAEA"/>
             <w:tcBorders>
               <w:left w:val="thick" w:sz="24" w:color="1A5A6A"/>
             </w:tcBorders>
@@ -11666,7 +12171,8 @@
             <w:r>
               <w:rPr>
                 <w:rFonts w:ascii="Courier New" w:hAnsi="Courier New"/>
-                <w:color w:val="1A1A1A"/>
+                <w:i/>
+                <w:color w:val="888888"/>
                 <w:sz w:val="16"/>
               </w:rPr>
               <w:t># Celda 6 — Guardar transcripción en archivo Markdown</w:t>
@@ -11839,7 +12345,8 @@
             <w:r>
               <w:rPr>
                 <w:rFonts w:ascii="Courier New" w:hAnsi="Courier New"/>
-                <w:color w:val="1A1A1A"/>
+                <w:i/>
+                <w:color w:val="888888"/>
                 <w:sz w:val="16"/>
               </w:rPr>
               <w:t>## Texto</w:t>

--- a/book/docx-por-capitulo/capitulo-19-python-vscode.docx
+++ b/book/docx-por-capitulo/capitulo-19-python-vscode.docx
@@ -26,7 +26,7 @@
       <w:pPr>
         <w:pStyle w:val="Endure-Subhead"/>
         <w:keepNext/>
-        <w:spacing w:before="240" w:after="60"/>
+        <w:spacing w:before="240" w:after="60" w:line="240" w:lineRule="auto"/>
         <w:outlineLvl w:val="1"/>
       </w:pPr>
       <w:r>
@@ -39,7 +39,7 @@
     <w:p>
       <w:pPr>
         <w:pStyle w:val="Endure-FirstParagraphBodyText"/>
-        <w:spacing w:before="100" w:after="100"/>
+        <w:spacing w:before="100" w:after="100" w:line="240" w:lineRule="auto"/>
       </w:pPr>
       <w:r>
         <w:rPr>
@@ -51,7 +51,7 @@
     <w:p>
       <w:pPr>
         <w:pStyle w:val="Endure-ChapterBodyText"/>
-        <w:spacing w:before="100" w:after="100"/>
+        <w:spacing w:before="100" w:after="100" w:line="240" w:lineRule="auto"/>
       </w:pPr>
       <w:r>
         <w:rPr>
@@ -115,7 +115,7 @@
     <w:p>
       <w:pPr>
         <w:pStyle w:val="Endure-ChapterBodyText"/>
-        <w:spacing w:before="100" w:after="100"/>
+        <w:spacing w:before="100" w:after="100" w:line="240" w:lineRule="auto"/>
       </w:pPr>
       <w:r>
         <w:rPr>
@@ -128,7 +128,7 @@
     <w:p>
       <w:pPr>
         <w:pStyle w:val="Endure-ChapterBodyText"/>
-        <w:spacing w:before="40" w:after="40"/>
+        <w:spacing w:before="40" w:after="40" w:line="240" w:lineRule="auto"/>
         <w:ind w:left="360" w:hanging="216"/>
       </w:pPr>
       <w:r>
@@ -147,7 +147,7 @@
     <w:p>
       <w:pPr>
         <w:pStyle w:val="Endure-ChapterBodyText"/>
-        <w:spacing w:before="40" w:after="40"/>
+        <w:spacing w:before="40" w:after="40" w:line="240" w:lineRule="auto"/>
         <w:ind w:left="360" w:hanging="216"/>
       </w:pPr>
       <w:r>
@@ -166,7 +166,7 @@
     <w:p>
       <w:pPr>
         <w:pStyle w:val="Endure-ChapterBodyText"/>
-        <w:spacing w:before="40" w:after="40"/>
+        <w:spacing w:before="40" w:after="40" w:line="240" w:lineRule="auto"/>
         <w:ind w:left="360" w:hanging="216"/>
       </w:pPr>
       <w:r>
@@ -185,7 +185,7 @@
     <w:p>
       <w:pPr>
         <w:pStyle w:val="Endure-ChapterBodyText"/>
-        <w:spacing w:before="40" w:after="40"/>
+        <w:spacing w:before="40" w:after="40" w:line="240" w:lineRule="auto"/>
         <w:ind w:left="360" w:hanging="216"/>
       </w:pPr>
       <w:r>
@@ -209,7 +209,7 @@
     <w:p>
       <w:pPr>
         <w:pStyle w:val="Endure-ChapterBodyText"/>
-        <w:spacing w:before="100" w:after="100"/>
+        <w:spacing w:before="100" w:after="100" w:line="240" w:lineRule="auto"/>
       </w:pPr>
       <w:r>
         <w:rPr>
@@ -228,7 +228,7 @@
     <w:p>
       <w:pPr>
         <w:pStyle w:val="Endure-ChapterBodyText"/>
-        <w:spacing w:before="100" w:after="100"/>
+        <w:spacing w:before="100" w:after="100" w:line="240" w:lineRule="auto"/>
       </w:pPr>
       <w:r>
         <w:rPr>
@@ -241,7 +241,7 @@
     <w:p>
       <w:pPr>
         <w:pStyle w:val="Endure-ChapterBodyText"/>
-        <w:spacing w:before="40" w:after="40"/>
+        <w:spacing w:before="40" w:after="40" w:line="240" w:lineRule="auto"/>
         <w:ind w:left="360" w:hanging="216"/>
       </w:pPr>
       <w:r>
@@ -260,7 +260,7 @@
     <w:p>
       <w:pPr>
         <w:pStyle w:val="Endure-ChapterBodyText"/>
-        <w:spacing w:before="40" w:after="40"/>
+        <w:spacing w:before="40" w:after="40" w:line="240" w:lineRule="auto"/>
         <w:ind w:left="360" w:hanging="216"/>
       </w:pPr>
       <w:r>
@@ -279,7 +279,7 @@
     <w:p>
       <w:pPr>
         <w:pStyle w:val="Endure-ChapterBodyText"/>
-        <w:spacing w:before="40" w:after="40"/>
+        <w:spacing w:before="40" w:after="40" w:line="240" w:lineRule="auto"/>
         <w:ind w:left="360" w:hanging="216"/>
       </w:pPr>
       <w:r>
@@ -298,7 +298,7 @@
     <w:p>
       <w:pPr>
         <w:pStyle w:val="Endure-ChapterBodyText"/>
-        <w:spacing w:before="40" w:after="40"/>
+        <w:spacing w:before="40" w:after="40" w:line="240" w:lineRule="auto"/>
         <w:ind w:left="360" w:hanging="216"/>
       </w:pPr>
       <w:r>
@@ -317,7 +317,7 @@
     <w:p>
       <w:pPr>
         <w:pStyle w:val="Endure-ChapterBodyText"/>
-        <w:spacing w:before="40" w:after="40"/>
+        <w:spacing w:before="40" w:after="40" w:line="240" w:lineRule="auto"/>
         <w:ind w:left="360" w:hanging="216"/>
       </w:pPr>
       <w:r>
@@ -342,14 +342,14 @@
       <w:pPr>
         <w:pStyle w:val="Endure-Subhead"/>
         <w:keepNext/>
-        <w:spacing w:before="240" w:after="60"/>
+        <w:spacing w:before="240" w:after="60" w:line="240" w:lineRule="auto"/>
         <w:outlineLvl w:val="1"/>
       </w:pPr>
       <w:r>
         <w:rPr>
           <w:sz w:val="24"/>
         </w:rPr>
-        <w:t>17.1 Configurar VSCode Remote SSH</w:t>
+        <w:t>19.1 Configurar VSCode Remote SSH</w:t>
       </w:r>
     </w:p>
     <w:tbl>
@@ -418,20 +418,20 @@
       <w:pPr>
         <w:pStyle w:val="Endure-Subhead"/>
         <w:keepNext/>
-        <w:spacing w:before="160" w:after="60"/>
+        <w:spacing w:before="160" w:after="60" w:line="240" w:lineRule="auto"/>
         <w:outlineLvl w:val="2"/>
       </w:pPr>
       <w:r>
         <w:rPr>
           <w:sz w:val="22"/>
         </w:rPr>
-        <w:t>17.1.1 Instalar la Extensión Remote SSH en VSCode</w:t>
+        <w:t>19.1.1 Instalar la Extensión Remote SSH en VSCode</w:t>
       </w:r>
     </w:p>
     <w:p>
       <w:pPr>
         <w:pStyle w:val="Endure-FirstParagraphBodyText"/>
-        <w:spacing w:before="100" w:after="100"/>
+        <w:spacing w:before="100" w:after="100" w:line="240" w:lineRule="auto"/>
       </w:pPr>
       <w:r>
         <w:rPr>
@@ -443,7 +443,7 @@
     <w:p>
       <w:pPr>
         <w:pStyle w:val="Endure-ChapterBodyText"/>
-        <w:spacing w:before="40" w:after="40"/>
+        <w:spacing w:before="40" w:after="40" w:line="240" w:lineRule="auto"/>
         <w:ind w:left="360" w:hanging="216"/>
       </w:pPr>
       <w:r>
@@ -469,7 +469,7 @@
     <w:p>
       <w:pPr>
         <w:pStyle w:val="Endure-ChapterBodyText"/>
-        <w:spacing w:before="40" w:after="40"/>
+        <w:spacing w:before="40" w:after="40" w:line="240" w:lineRule="auto"/>
         <w:ind w:left="360" w:hanging="216"/>
       </w:pPr>
       <w:r>
@@ -527,7 +527,7 @@
     <w:p>
       <w:pPr>
         <w:pStyle w:val="Endure-ChapterBodyText"/>
-        <w:spacing w:before="40" w:after="40"/>
+        <w:spacing w:before="40" w:after="40" w:line="240" w:lineRule="auto"/>
         <w:ind w:left="360" w:hanging="216"/>
       </w:pPr>
       <w:r>
@@ -559,7 +559,7 @@
     <w:p>
       <w:pPr>
         <w:pStyle w:val="Endure-ChapterBodyText"/>
-        <w:spacing w:before="40" w:after="40"/>
+        <w:spacing w:before="40" w:after="40" w:line="240" w:lineRule="auto"/>
         <w:ind w:left="360" w:hanging="216"/>
       </w:pPr>
       <w:r>
@@ -590,7 +590,7 @@
     <w:p>
       <w:pPr>
         <w:pStyle w:val="Endure-ChapterBodyText"/>
-        <w:spacing w:before="100" w:after="100"/>
+        <w:spacing w:before="100" w:after="100" w:line="240" w:lineRule="auto"/>
       </w:pPr>
       <w:r>
         <w:rPr>
@@ -602,7 +602,7 @@
     <w:p>
       <w:pPr>
         <w:pStyle w:val="Endure-ChapterBodyText"/>
-        <w:spacing w:before="40" w:after="40"/>
+        <w:spacing w:before="40" w:after="40" w:line="240" w:lineRule="auto"/>
         <w:ind w:left="360" w:hanging="216"/>
       </w:pPr>
       <w:r>
@@ -628,7 +628,7 @@
     <w:p>
       <w:pPr>
         <w:pStyle w:val="Endure-ChapterBodyText"/>
-        <w:spacing w:before="40" w:after="40"/>
+        <w:spacing w:before="40" w:after="40" w:line="240" w:lineRule="auto"/>
         <w:ind w:left="360" w:hanging="216"/>
       </w:pPr>
       <w:r>
@@ -660,20 +660,20 @@
       <w:pPr>
         <w:pStyle w:val="Endure-Subhead"/>
         <w:keepNext/>
-        <w:spacing w:before="160" w:after="60"/>
+        <w:spacing w:before="160" w:after="60" w:line="240" w:lineRule="auto"/>
         <w:outlineLvl w:val="2"/>
       </w:pPr>
       <w:r>
         <w:rPr>
           <w:sz w:val="22"/>
         </w:rPr>
-        <w:t>17.1.2 Configurar el Archivo SSH Config</w:t>
+        <w:t>19.1.2 Configurar el Archivo SSH Config</w:t>
       </w:r>
     </w:p>
     <w:p>
       <w:pPr>
         <w:pStyle w:val="Endure-FirstParagraphBodyText"/>
-        <w:spacing w:before="100" w:after="100"/>
+        <w:spacing w:before="100" w:after="100" w:line="240" w:lineRule="auto"/>
       </w:pPr>
       <w:r>
         <w:rPr>
@@ -699,7 +699,7 @@
     <w:p>
       <w:pPr>
         <w:pStyle w:val="Endure-ChapterBodyText"/>
-        <w:spacing w:before="100" w:after="100"/>
+        <w:spacing w:before="100" w:after="100" w:line="240" w:lineRule="auto"/>
       </w:pPr>
       <w:r>
         <w:rPr>
@@ -956,20 +956,20 @@
       <w:pPr>
         <w:pStyle w:val="Endure-Subhead"/>
         <w:keepNext/>
-        <w:spacing w:before="160" w:after="60"/>
+        <w:spacing w:before="160" w:after="60" w:line="240" w:lineRule="auto"/>
         <w:outlineLvl w:val="2"/>
       </w:pPr>
       <w:r>
         <w:rPr>
           <w:sz w:val="22"/>
         </w:rPr>
-        <w:t>17.1.3 Conectar VSCode al Jetson</w:t>
+        <w:t>19.1.3 Conectar VSCode al Jetson</w:t>
       </w:r>
     </w:p>
     <w:p>
       <w:pPr>
         <w:pStyle w:val="Endure-ChapterBodyText"/>
-        <w:spacing w:before="40" w:after="40"/>
+        <w:spacing w:before="40" w:after="40" w:line="240" w:lineRule="auto"/>
         <w:ind w:left="360" w:hanging="216"/>
       </w:pPr>
       <w:r>
@@ -1014,7 +1014,7 @@
     <w:p>
       <w:pPr>
         <w:pStyle w:val="Endure-ChapterBodyText"/>
-        <w:spacing w:before="40" w:after="40"/>
+        <w:spacing w:before="40" w:after="40" w:line="240" w:lineRule="auto"/>
         <w:ind w:left="360" w:hanging="216"/>
       </w:pPr>
       <w:r>
@@ -1040,7 +1040,7 @@
     <w:p>
       <w:pPr>
         <w:pStyle w:val="Endure-ChapterBodyText"/>
-        <w:spacing w:before="40" w:after="40"/>
+        <w:spacing w:before="40" w:after="40" w:line="240" w:lineRule="auto"/>
         <w:ind w:left="360" w:hanging="216"/>
       </w:pPr>
       <w:r>
@@ -1072,7 +1072,7 @@
     <w:p>
       <w:pPr>
         <w:pStyle w:val="Endure-ChapterBodyText"/>
-        <w:spacing w:before="40" w:after="40"/>
+        <w:spacing w:before="40" w:after="40" w:line="240" w:lineRule="auto"/>
         <w:ind w:left="360" w:hanging="216"/>
       </w:pPr>
       <w:r>
@@ -1091,7 +1091,7 @@
     <w:p>
       <w:pPr>
         <w:pStyle w:val="Endure-ChapterBodyText"/>
-        <w:spacing w:before="40" w:after="40"/>
+        <w:spacing w:before="40" w:after="40" w:line="240" w:lineRule="auto"/>
         <w:ind w:left="360" w:hanging="216"/>
       </w:pPr>
       <w:r>
@@ -1122,7 +1122,7 @@
     <w:p>
       <w:pPr>
         <w:pStyle w:val="Endure-ChapterBodyText"/>
-        <w:spacing w:before="100" w:after="100"/>
+        <w:spacing w:before="100" w:after="100" w:line="240" w:lineRule="auto"/>
       </w:pPr>
       <w:r>
         <w:rPr>
@@ -1135,20 +1135,20 @@
       <w:pPr>
         <w:pStyle w:val="Endure-Subhead"/>
         <w:keepNext/>
-        <w:spacing w:before="160" w:after="60"/>
+        <w:spacing w:before="160" w:after="60" w:line="240" w:lineRule="auto"/>
         <w:outlineLvl w:val="2"/>
       </w:pPr>
       <w:r>
         <w:rPr>
           <w:sz w:val="22"/>
         </w:rPr>
-        <w:t>17.1.4 Instalar Extensiones Python en el Jetson (desde VSCode)</w:t>
+        <w:t>19.1.4 Instalar Extensiones Python en el Jetson (desde VSCode)</w:t>
       </w:r>
     </w:p>
     <w:p>
       <w:pPr>
         <w:pStyle w:val="Endure-FirstParagraphBodyText"/>
-        <w:spacing w:before="100" w:after="100"/>
+        <w:spacing w:before="100" w:after="100" w:line="240" w:lineRule="auto"/>
       </w:pPr>
       <w:r>
         <w:rPr>
@@ -1160,7 +1160,7 @@
     <w:p>
       <w:pPr>
         <w:pStyle w:val="Endure-ChapterBodyText"/>
-        <w:spacing w:before="40" w:after="40"/>
+        <w:spacing w:before="40" w:after="40" w:line="240" w:lineRule="auto"/>
         <w:ind w:left="360" w:hanging="216"/>
       </w:pPr>
       <w:r>
@@ -1205,7 +1205,7 @@
     <w:p>
       <w:pPr>
         <w:pStyle w:val="Endure-ChapterBodyText"/>
-        <w:spacing w:before="40" w:after="40"/>
+        <w:spacing w:before="40" w:after="40" w:line="240" w:lineRule="auto"/>
         <w:ind w:left="360" w:hanging="216"/>
       </w:pPr>
       <w:r>
@@ -1229,7 +1229,7 @@
     <w:p>
       <w:pPr>
         <w:pStyle w:val="Endure-ChapterBodyText"/>
-        <w:spacing w:before="100" w:after="100"/>
+        <w:spacing w:before="100" w:after="100" w:line="240" w:lineRule="auto"/>
       </w:pPr>
       <w:r>
         <w:rPr>
@@ -1280,7 +1280,7 @@
     <w:p>
       <w:pPr>
         <w:pStyle w:val="Endure-ChapterBodyText"/>
-        <w:spacing w:before="100" w:after="100"/>
+        <w:spacing w:before="100" w:after="100" w:line="240" w:lineRule="auto"/>
       </w:pPr>
       <w:r>
         <w:rPr>
@@ -1293,14 +1293,14 @@
       <w:pPr>
         <w:pStyle w:val="Endure-Subhead"/>
         <w:keepNext/>
-        <w:spacing w:before="240" w:after="60"/>
+        <w:spacing w:before="240" w:after="60" w:line="240" w:lineRule="auto"/>
         <w:outlineLvl w:val="1"/>
       </w:pPr>
       <w:r>
         <w:rPr>
           <w:sz w:val="24"/>
         </w:rPr>
-        <w:t>17.2 Crear el Entorno Virtual de Desarrollo</w:t>
+        <w:t>19.2 Crear el Entorno Virtual de Desarrollo</w:t>
       </w:r>
     </w:p>
     <w:tbl>
@@ -1399,20 +1399,20 @@
       <w:pPr>
         <w:pStyle w:val="Endure-Subhead"/>
         <w:keepNext/>
-        <w:spacing w:before="160" w:after="60"/>
+        <w:spacing w:before="160" w:after="60" w:line="240" w:lineRule="auto"/>
         <w:outlineLvl w:val="2"/>
       </w:pPr>
       <w:r>
         <w:rPr>
           <w:sz w:val="22"/>
         </w:rPr>
-        <w:t>17.2.1 Entorno Virtual para Desarrollo Python</w:t>
+        <w:t>19.2.1 Entorno Virtual para Desarrollo Python</w:t>
       </w:r>
     </w:p>
     <w:p>
       <w:pPr>
         <w:pStyle w:val="Endure-FirstParagraphBodyText"/>
-        <w:spacing w:before="100" w:after="100"/>
+        <w:spacing w:before="100" w:after="100" w:line="240" w:lineRule="auto"/>
       </w:pPr>
       <w:r>
         <w:rPr>
@@ -1772,20 +1772,20 @@
       <w:pPr>
         <w:pStyle w:val="Endure-Subhead"/>
         <w:keepNext/>
-        <w:spacing w:before="160" w:after="60"/>
+        <w:spacing w:before="160" w:after="60" w:line="240" w:lineRule="auto"/>
         <w:outlineLvl w:val="2"/>
       </w:pPr>
       <w:r>
         <w:rPr>
           <w:sz w:val="22"/>
         </w:rPr>
-        <w:t>17.2.2 Seleccionar el Intérprete Python en VSCode</w:t>
+        <w:t>19.2.2 Seleccionar el Intérprete Python en VSCode</w:t>
       </w:r>
     </w:p>
     <w:p>
       <w:pPr>
         <w:pStyle w:val="Endure-ChapterBodyText"/>
-        <w:spacing w:before="40" w:after="40"/>
+        <w:spacing w:before="40" w:after="40" w:line="240" w:lineRule="auto"/>
         <w:ind w:left="360" w:hanging="216"/>
       </w:pPr>
       <w:r>
@@ -1824,7 +1824,7 @@
     <w:p>
       <w:pPr>
         <w:pStyle w:val="Endure-ChapterBodyText"/>
-        <w:spacing w:before="40" w:after="40"/>
+        <w:spacing w:before="40" w:after="40" w:line="240" w:lineRule="auto"/>
         <w:ind w:left="360" w:hanging="216"/>
       </w:pPr>
       <w:r>
@@ -1850,7 +1850,7 @@
     <w:p>
       <w:pPr>
         <w:pStyle w:val="Endure-ChapterBodyText"/>
-        <w:spacing w:before="40" w:after="40"/>
+        <w:spacing w:before="40" w:after="40" w:line="240" w:lineRule="auto"/>
         <w:ind w:left="360" w:hanging="216"/>
       </w:pPr>
       <w:r>
@@ -1876,7 +1876,7 @@
     <w:p>
       <w:pPr>
         <w:pStyle w:val="Endure-ChapterBodyText"/>
-        <w:spacing w:before="40" w:after="40"/>
+        <w:spacing w:before="40" w:after="40" w:line="240" w:lineRule="auto"/>
         <w:ind w:left="360" w:hanging="216"/>
       </w:pPr>
       <w:r>
@@ -1901,14 +1901,14 @@
       <w:pPr>
         <w:pStyle w:val="Endure-Subhead"/>
         <w:keepNext/>
-        <w:spacing w:before="240" w:after="60"/>
+        <w:spacing w:before="240" w:after="60" w:line="240" w:lineRule="auto"/>
         <w:outlineLvl w:val="1"/>
       </w:pPr>
       <w:r>
         <w:rPr>
           <w:sz w:val="24"/>
         </w:rPr>
-        <w:t>17.3 PyTorch con CUDA 13.2.1 para JetPack 7.2</w:t>
+        <w:t>19.3 PyTorch con CUDA 13.2.1 para JetPack 7.2</w:t>
       </w:r>
     </w:p>
     <w:tbl>
@@ -2036,7 +2036,7 @@
     <w:p>
       <w:pPr>
         <w:pStyle w:val="Endure-ChapterBodyText"/>
-        <w:spacing w:before="100" w:after="100"/>
+        <w:spacing w:before="100" w:after="100" w:line="240" w:lineRule="auto"/>
       </w:pPr>
       <w:r>
         <w:rPr>
@@ -2049,14 +2049,14 @@
       <w:pPr>
         <w:pStyle w:val="Endure-Subhead"/>
         <w:keepNext/>
-        <w:spacing w:before="160" w:after="60"/>
+        <w:spacing w:before="160" w:after="60" w:line="240" w:lineRule="auto"/>
         <w:outlineLvl w:val="2"/>
       </w:pPr>
       <w:r>
         <w:rPr>
           <w:sz w:val="22"/>
         </w:rPr>
-        <w:t>17.3.1 Instalar PyTorch para JP 7.2</w:t>
+        <w:t>19.3.1 Instalar PyTorch para JP 7.2</w:t>
       </w:r>
     </w:p>
     <w:tbl>
@@ -2615,14 +2615,14 @@
       <w:pPr>
         <w:pStyle w:val="Endure-Subhead"/>
         <w:keepNext/>
-        <w:spacing w:before="160" w:after="60"/>
+        <w:spacing w:before="160" w:after="60" w:line="240" w:lineRule="auto"/>
         <w:outlineLvl w:val="2"/>
       </w:pPr>
       <w:r>
         <w:rPr>
           <w:sz w:val="22"/>
         </w:rPr>
-        <w:t>17.3.2 Prueba de Tensor CUDA</w:t>
+        <w:t>19.3.2 Prueba de Tensor CUDA</w:t>
       </w:r>
     </w:p>
     <w:tbl>
@@ -3139,20 +3139,20 @@
       <w:pPr>
         <w:pStyle w:val="Endure-Subhead"/>
         <w:keepNext/>
-        <w:spacing w:before="240" w:after="60"/>
+        <w:spacing w:before="240" w:after="60" w:line="240" w:lineRule="auto"/>
         <w:outlineLvl w:val="1"/>
       </w:pPr>
       <w:r>
         <w:rPr>
           <w:sz w:val="24"/>
         </w:rPr>
-        <w:t>17.4 Jupyter Notebooks en el Jetson</w:t>
+        <w:t>19.4 Jupyter Notebooks en el Jetson</w:t>
       </w:r>
     </w:p>
     <w:p>
       <w:pPr>
         <w:pStyle w:val="Endure-FirstParagraphBodyText"/>
-        <w:spacing w:before="100" w:after="100"/>
+        <w:spacing w:before="100" w:after="100" w:line="240" w:lineRule="auto"/>
       </w:pPr>
       <w:r>
         <w:rPr>
@@ -3165,14 +3165,14 @@
       <w:pPr>
         <w:pStyle w:val="Endure-Subhead"/>
         <w:keepNext/>
-        <w:spacing w:before="160" w:after="60"/>
+        <w:spacing w:before="160" w:after="60" w:line="240" w:lineRule="auto"/>
         <w:outlineLvl w:val="2"/>
       </w:pPr>
       <w:r>
         <w:rPr>
           <w:sz w:val="22"/>
         </w:rPr>
-        <w:t>17.4.1 Iniciar JupyterLab</w:t>
+        <w:t>19.4.1 Iniciar JupyterLab</w:t>
       </w:r>
     </w:p>
     <w:tbl>
@@ -3377,7 +3377,7 @@
     <w:p>
       <w:pPr>
         <w:pStyle w:val="Endure-ChapterBodyText"/>
-        <w:spacing w:before="100" w:after="100"/>
+        <w:spacing w:before="100" w:after="100" w:line="240" w:lineRule="auto"/>
       </w:pPr>
       <w:r>
         <w:rPr>
@@ -3396,7 +3396,7 @@
     <w:p>
       <w:pPr>
         <w:pStyle w:val="Endure-ChapterBodyText"/>
-        <w:spacing w:before="100" w:after="100"/>
+        <w:spacing w:before="100" w:after="100" w:line="240" w:lineRule="auto"/>
       </w:pPr>
       <w:r>
         <w:rPr>
@@ -3409,20 +3409,20 @@
       <w:pPr>
         <w:pStyle w:val="Endure-Subhead"/>
         <w:keepNext/>
-        <w:spacing w:before="160" w:after="60"/>
+        <w:spacing w:before="160" w:after="60" w:line="240" w:lineRule="auto"/>
         <w:outlineLvl w:val="2"/>
       </w:pPr>
       <w:r>
         <w:rPr>
           <w:sz w:val="22"/>
         </w:rPr>
-        <w:t>17.4.2 Notebooks desde VSCode</w:t>
+        <w:t>19.4.2 Notebooks desde VSCode</w:t>
       </w:r>
     </w:p>
     <w:p>
       <w:pPr>
         <w:pStyle w:val="Endure-FirstParagraphBodyText"/>
-        <w:spacing w:before="100" w:after="100"/>
+        <w:spacing w:before="100" w:after="100" w:line="240" w:lineRule="auto"/>
       </w:pPr>
       <w:r>
         <w:rPr>
@@ -3447,7 +3447,7 @@
     <w:p>
       <w:pPr>
         <w:pStyle w:val="Endure-ChapterBodyText"/>
-        <w:spacing w:before="40" w:after="40"/>
+        <w:spacing w:before="40" w:after="40" w:line="240" w:lineRule="auto"/>
         <w:ind w:left="360" w:hanging="216"/>
       </w:pPr>
       <w:r>
@@ -3473,7 +3473,7 @@
     <w:p>
       <w:pPr>
         <w:pStyle w:val="Endure-ChapterBodyText"/>
-        <w:spacing w:before="40" w:after="40"/>
+        <w:spacing w:before="40" w:after="40" w:line="240" w:lineRule="auto"/>
         <w:ind w:left="360" w:hanging="216"/>
       </w:pPr>
       <w:r>
@@ -3505,7 +3505,7 @@
     <w:p>
       <w:pPr>
         <w:pStyle w:val="Endure-ChapterBodyText"/>
-        <w:spacing w:before="40" w:after="40"/>
+        <w:spacing w:before="40" w:after="40" w:line="240" w:lineRule="auto"/>
         <w:ind w:left="360" w:hanging="216"/>
       </w:pPr>
       <w:r>
@@ -3536,7 +3536,7 @@
     <w:p>
       <w:pPr>
         <w:pStyle w:val="Endure-ChapterBodyText"/>
-        <w:spacing w:before="100" w:after="100"/>
+        <w:spacing w:before="100" w:after="100" w:line="240" w:lineRule="auto"/>
       </w:pPr>
       <w:r>
         <w:rPr>
@@ -3549,20 +3549,20 @@
       <w:pPr>
         <w:pStyle w:val="Endure-Subhead"/>
         <w:keepNext/>
-        <w:spacing w:before="240" w:after="60"/>
+        <w:spacing w:before="240" w:after="60" w:line="240" w:lineRule="auto"/>
         <w:outlineLvl w:val="1"/>
       </w:pPr>
       <w:r>
         <w:rPr>
           <w:sz w:val="24"/>
         </w:rPr>
-        <w:t>17.5 Experimento 1 — Llamar a Ollama desde Python</w:t>
+        <w:t>19.5 Experimento 1 — Llamar a Ollama desde Python</w:t>
       </w:r>
     </w:p>
     <w:p>
       <w:pPr>
         <w:pStyle w:val="Endure-FirstParagraphBodyText"/>
-        <w:spacing w:before="100" w:after="100"/>
+        <w:spacing w:before="100" w:after="100" w:line="240" w:lineRule="auto"/>
       </w:pPr>
       <w:r>
         <w:rPr>
@@ -3575,20 +3575,20 @@
       <w:pPr>
         <w:pStyle w:val="Endure-Subhead"/>
         <w:keepNext/>
-        <w:spacing w:before="160" w:after="60"/>
+        <w:spacing w:before="160" w:after="60" w:line="240" w:lineRule="auto"/>
         <w:outlineLvl w:val="2"/>
       </w:pPr>
       <w:r>
         <w:rPr>
           <w:sz w:val="22"/>
         </w:rPr>
-        <w:t>17.5.1 Prerrequisitos de Memoria</w:t>
+        <w:t>19.5.1 Prerrequisitos de Memoria</w:t>
       </w:r>
     </w:p>
     <w:p>
       <w:pPr>
         <w:pStyle w:val="Endure-FirstParagraphBodyText"/>
-        <w:spacing w:before="100" w:after="100"/>
+        <w:spacing w:before="100" w:after="100" w:line="240" w:lineRule="auto"/>
       </w:pPr>
       <w:r>
         <w:rPr>
@@ -3683,7 +3683,7 @@
     <w:p>
       <w:pPr>
         <w:pStyle w:val="Endure-ChapterBodyText"/>
-        <w:spacing w:before="100" w:after="100"/>
+        <w:spacing w:before="100" w:after="100" w:line="240" w:lineRule="auto"/>
       </w:pPr>
       <w:r>
         <w:rPr>
@@ -3760,14 +3760,14 @@
       <w:pPr>
         <w:pStyle w:val="Endure-Subhead"/>
         <w:keepNext/>
-        <w:spacing w:before="160" w:after="60"/>
+        <w:spacing w:before="160" w:after="60" w:line="240" w:lineRule="auto"/>
         <w:outlineLvl w:val="2"/>
       </w:pPr>
       <w:r>
         <w:rPr>
           <w:sz w:val="22"/>
         </w:rPr>
-        <w:t>17.5.2 Cliente Python con SDK de OpenAI</w:t>
+        <w:t>19.5.2 Cliente Python con SDK de OpenAI</w:t>
       </w:r>
     </w:p>
     <w:tbl>
@@ -4648,14 +4648,14 @@
       <w:pPr>
         <w:pStyle w:val="Endure-Subhead"/>
         <w:keepNext/>
-        <w:spacing w:before="160" w:after="60"/>
+        <w:spacing w:before="160" w:after="60" w:line="240" w:lineRule="auto"/>
         <w:outlineLvl w:val="2"/>
       </w:pPr>
       <w:r>
         <w:rPr>
           <w:sz w:val="22"/>
         </w:rPr>
-        <w:t>17.5.3 Streaming de Tokens en Tiempo Real</w:t>
+        <w:t>19.5.3 Streaming de Tokens en Tiempo Real</w:t>
       </w:r>
     </w:p>
     <w:tbl>
@@ -5011,20 +5011,20 @@
       <w:pPr>
         <w:pStyle w:val="Endure-Subhead"/>
         <w:keepNext/>
-        <w:spacing w:before="240" w:after="60"/>
+        <w:spacing w:before="240" w:after="60" w:line="240" w:lineRule="auto"/>
         <w:outlineLvl w:val="1"/>
       </w:pPr>
       <w:r>
         <w:rPr>
           <w:sz w:val="24"/>
         </w:rPr>
-        <w:t>17.6 Experimento 2 — Llamar a vLLM desde Python</w:t>
+        <w:t>19.6 Experimento 2 — Llamar a vLLM desde Python</w:t>
       </w:r>
     </w:p>
     <w:p>
       <w:pPr>
         <w:pStyle w:val="Endure-FirstParagraphBodyText"/>
-        <w:spacing w:before="100" w:after="100"/>
+        <w:spacing w:before="100" w:after="100" w:line="240" w:lineRule="auto"/>
       </w:pPr>
       <w:r>
         <w:rPr>
@@ -5050,14 +5050,14 @@
       <w:pPr>
         <w:pStyle w:val="Endure-Subhead"/>
         <w:keepNext/>
-        <w:spacing w:before="160" w:after="60"/>
+        <w:spacing w:before="160" w:after="60" w:line="240" w:lineRule="auto"/>
         <w:outlineLvl w:val="2"/>
       </w:pPr>
       <w:r>
         <w:rPr>
           <w:sz w:val="22"/>
         </w:rPr>
-        <w:t>17.6.1 Prerrequisitos de Memoria</w:t>
+        <w:t>19.6.1 Prerrequisitos de Memoria</w:t>
       </w:r>
     </w:p>
     <w:tbl>
@@ -5147,14 +5147,14 @@
       <w:pPr>
         <w:pStyle w:val="Endure-Subhead"/>
         <w:keepNext/>
-        <w:spacing w:before="160" w:after="60"/>
+        <w:spacing w:before="160" w:after="60" w:line="240" w:lineRule="auto"/>
         <w:outlineLvl w:val="2"/>
       </w:pPr>
       <w:r>
         <w:rPr>
           <w:sz w:val="22"/>
         </w:rPr>
-        <w:t>17.6.2 Cliente Python para vLLM</w:t>
+        <w:t>19.6.2 Cliente Python para vLLM</w:t>
       </w:r>
     </w:p>
     <w:tbl>
@@ -5767,14 +5767,14 @@
       <w:pPr>
         <w:pStyle w:val="Endure-Subhead"/>
         <w:keepNext/>
-        <w:spacing w:before="160" w:after="60"/>
+        <w:spacing w:before="160" w:after="60" w:line="240" w:lineRule="auto"/>
         <w:outlineLvl w:val="2"/>
       </w:pPr>
       <w:r>
         <w:rPr>
           <w:sz w:val="22"/>
         </w:rPr>
-        <w:t>17.6.3 Comparar Velocidad entre Motores</w:t>
+        <w:t>19.6.3 Comparar Velocidad entre Motores</w:t>
       </w:r>
     </w:p>
     <w:tbl>
@@ -6260,20 +6260,20 @@
       <w:pPr>
         <w:pStyle w:val="Endure-Subhead"/>
         <w:keepNext/>
-        <w:spacing w:before="240" w:after="60"/>
+        <w:spacing w:before="240" w:after="60" w:line="240" w:lineRule="auto"/>
         <w:outlineLvl w:val="1"/>
       </w:pPr>
       <w:r>
         <w:rPr>
           <w:sz w:val="24"/>
         </w:rPr>
-        <w:t>17.7 Experimento 3 — Hugging Face Transformers Directo (sin contenedor)</w:t>
+        <w:t>19.7 Experimento 3 — Hugging Face Transformers Directo (sin contenedor)</w:t>
       </w:r>
     </w:p>
     <w:p>
       <w:pPr>
         <w:pStyle w:val="Endure-FirstParagraphBodyText"/>
-        <w:spacing w:before="100" w:after="100"/>
+        <w:spacing w:before="100" w:after="100" w:line="240" w:lineRule="auto"/>
       </w:pPr>
       <w:r>
         <w:rPr>
@@ -6299,14 +6299,14 @@
       <w:pPr>
         <w:pStyle w:val="Endure-Subhead"/>
         <w:keepNext/>
-        <w:spacing w:before="160" w:after="60"/>
+        <w:spacing w:before="160" w:after="60" w:line="240" w:lineRule="auto"/>
         <w:outlineLvl w:val="2"/>
       </w:pPr>
       <w:r>
         <w:rPr>
           <w:sz w:val="22"/>
         </w:rPr>
-        <w:t>17.7.1 Instalar Transformers</w:t>
+        <w:t>19.7.1 Instalar Transformers</w:t>
       </w:r>
     </w:p>
     <w:tbl>
@@ -6378,14 +6378,14 @@
       <w:pPr>
         <w:pStyle w:val="Endure-Subhead"/>
         <w:keepNext/>
-        <w:spacing w:before="160" w:after="60"/>
+        <w:spacing w:before="160" w:after="60" w:line="240" w:lineRule="auto"/>
         <w:outlineLvl w:val="2"/>
       </w:pPr>
       <w:r>
         <w:rPr>
           <w:sz w:val="22"/>
         </w:rPr>
-        <w:t>17.7.2 Cargar un Modelo Pequeño Directamente</w:t>
+        <w:t>19.7.2 Cargar un Modelo Pequeño Directamente</w:t>
       </w:r>
     </w:p>
     <w:tbl>
@@ -6839,14 +6839,14 @@
       <w:pPr>
         <w:pStyle w:val="Endure-Subhead"/>
         <w:keepNext/>
-        <w:spacing w:before="160" w:after="60"/>
+        <w:spacing w:before="160" w:after="60" w:line="240" w:lineRule="auto"/>
         <w:outlineLvl w:val="2"/>
       </w:pPr>
       <w:r>
         <w:rPr>
           <w:sz w:val="22"/>
         </w:rPr>
-        <w:t>17.7.3 Limpieza de Memoria tras el Experimento</w:t>
+        <w:t>19.7.3 Limpieza de Memoria tras el Experimento</w:t>
       </w:r>
     </w:p>
     <w:tbl>
@@ -7246,14 +7246,14 @@
       <w:pPr>
         <w:pStyle w:val="Endure-Subhead"/>
         <w:keepNext/>
-        <w:spacing w:before="240" w:after="60"/>
+        <w:spacing w:before="240" w:after="60" w:line="240" w:lineRule="auto"/>
         <w:outlineLvl w:val="1"/>
       </w:pPr>
       <w:r>
         <w:rPr>
           <w:sz w:val="24"/>
         </w:rPr>
-        <w:t>17.8 Patrón de Desarrollo Recomendado</w:t>
+        <w:t>19.8 Patrón de Desarrollo Recomendado</w:t>
       </w:r>
     </w:p>
     <w:p>
@@ -7276,7 +7276,7 @@
                     <pic:cNvPicPr/>
                   </pic:nvPicPr>
                   <pic:blipFill>
-                    <a:blip r:embed="rId46"/>
+                    <a:blip r:embed="rId51"/>
                     <a:stretch>
                       <a:fillRect/>
                     </a:stretch>
@@ -7298,7 +7298,7 @@
     <w:p>
       <w:pPr>
         <w:pStyle w:val="Endure-CopyrightPage"/>
-        <w:spacing w:before="40" w:after="160"/>
+        <w:spacing w:before="40" w:after="160" w:line="240" w:lineRule="auto"/>
         <w:jc w:val="center"/>
       </w:pPr>
       <w:r>
@@ -7312,7 +7312,7 @@
     <w:p>
       <w:pPr>
         <w:pStyle w:val="Endure-ChapterBodyText"/>
-        <w:spacing w:before="100" w:after="100"/>
+        <w:spacing w:before="100" w:after="100" w:line="240" w:lineRule="auto"/>
       </w:pPr>
       <w:r>
         <w:rPr>
@@ -7697,14 +7697,14 @@
       <w:pPr>
         <w:pStyle w:val="Endure-Subhead"/>
         <w:keepNext/>
-        <w:spacing w:before="160" w:after="60"/>
+        <w:spacing w:before="160" w:after="60" w:line="240" w:lineRule="auto"/>
         <w:outlineLvl w:val="2"/>
       </w:pPr>
       <w:r>
         <w:rPr>
           <w:sz w:val="22"/>
         </w:rPr>
-        <w:t>17.8.1 Script de Verificación Pre-Experimento</w:t>
+        <w:t>19.8.1 Script de Verificación Pre-Experimento</w:t>
       </w:r>
     </w:p>
     <w:tbl>
@@ -8400,14 +8400,14 @@
       <w:pPr>
         <w:pStyle w:val="Endure-Subhead"/>
         <w:keepNext/>
-        <w:spacing w:before="240" w:after="60"/>
+        <w:spacing w:before="240" w:after="60" w:line="240" w:lineRule="auto"/>
         <w:outlineLvl w:val="1"/>
       </w:pPr>
       <w:r>
         <w:rPr>
           <w:sz w:val="24"/>
         </w:rPr>
-        <w:t>17.9 Limpieza Post-Experimento</w:t>
+        <w:t>19.9 Limpieza Post-Experimento</w:t>
       </w:r>
     </w:p>
     <w:tbl>
@@ -8759,14 +8759,14 @@
       <w:pPr>
         <w:pStyle w:val="Endure-Subhead"/>
         <w:keepNext/>
-        <w:spacing w:before="240" w:after="60"/>
+        <w:spacing w:before="240" w:after="60" w:line="240" w:lineRule="auto"/>
         <w:outlineLvl w:val="1"/>
       </w:pPr>
       <w:r>
         <w:rPr>
           <w:sz w:val="24"/>
         </w:rPr>
-        <w:t>17.10 Verificación Final del Capítulo</w:t>
+        <w:t>19.10 Verificación Final del Capítulo</w:t>
       </w:r>
     </w:p>
     <w:tbl>
@@ -9728,20 +9728,20 @@
       <w:pPr>
         <w:pStyle w:val="Endure-Subhead"/>
         <w:keepNext/>
-        <w:spacing w:before="240" w:after="60"/>
+        <w:spacing w:before="240" w:after="60" w:line="240" w:lineRule="auto"/>
         <w:outlineLvl w:val="1"/>
       </w:pPr>
       <w:r>
         <w:rPr>
           <w:sz w:val="24"/>
         </w:rPr>
-        <w:t>17.9 Mini-Proyecto: Transcriptor de Audio con GPU</w:t>
+        <w:t>19.9 Mini-Proyecto: Transcriptor de Audio con GPU</w:t>
       </w:r>
     </w:p>
     <w:p>
       <w:pPr>
         <w:pStyle w:val="Endure-FirstParagraphBodyText"/>
-        <w:spacing w:before="100" w:after="100"/>
+        <w:spacing w:before="100" w:after="100" w:line="240" w:lineRule="auto"/>
       </w:pPr>
       <w:r>
         <w:rPr>
@@ -9766,7 +9766,7 @@
     <w:p>
       <w:pPr>
         <w:pStyle w:val="Endure-ChapterBodyText"/>
-        <w:spacing w:before="100" w:after="100"/>
+        <w:spacing w:before="100" w:after="100" w:line="240" w:lineRule="auto"/>
       </w:pPr>
       <w:r>
         <w:rPr>
@@ -9786,14 +9786,14 @@
       <w:pPr>
         <w:pStyle w:val="Endure-Subhead"/>
         <w:keepNext/>
-        <w:spacing w:before="160" w:after="60"/>
+        <w:spacing w:before="160" w:after="60" w:line="240" w:lineRule="auto"/>
         <w:outlineLvl w:val="2"/>
       </w:pPr>
       <w:r>
         <w:rPr>
           <w:sz w:val="22"/>
         </w:rPr>
-        <w:t>17.9.1 Requisito Previo: faster-whisper activo</w:t>
+        <w:t>19.9.1 Requisito Previo: faster-whisper activo</w:t>
       </w:r>
     </w:p>
     <w:tbl>
@@ -9882,20 +9882,20 @@
       <w:pPr>
         <w:pStyle w:val="Endure-Subhead"/>
         <w:keepNext/>
-        <w:spacing w:before="160" w:after="60"/>
+        <w:spacing w:before="160" w:after="60" w:line="240" w:lineRule="auto"/>
         <w:outlineLvl w:val="2"/>
       </w:pPr>
       <w:r>
         <w:rPr>
           <w:sz w:val="22"/>
         </w:rPr>
-        <w:t>17.9.2 Notebook — audio_transcriber.ipynb</w:t>
+        <w:t>19.9.2 Notebook — audio_transcriber.ipynb</w:t>
       </w:r>
     </w:p>
     <w:p>
       <w:pPr>
         <w:pStyle w:val="Endure-FirstParagraphBodyText"/>
-        <w:spacing w:before="100" w:after="100"/>
+        <w:spacing w:before="100" w:after="100" w:line="240" w:lineRule="auto"/>
       </w:pPr>
       <w:r>
         <w:rPr>
@@ -12508,6 +12508,11 @@
     </w:p>
     <w:sectPr>
       <w:footerReference w:type="first" r:id="rId43"/>
+      <w:headerReference w:type="default" r:id="rId46"/>
+      <w:footerReference w:type="default" r:id="rId47"/>
+      <w:headerReference w:type="even" r:id="rId48"/>
+      <w:footerReference w:type="even" r:id="rId49"/>
+      <w:headerReference w:type="first" r:id="rId50"/>
       <w:type w:val="nextColumn"/>
       <w:pgSz w:w="10080" w:h="14400"/>
       <w:pgMar w:top="794" w:right="851" w:bottom="794" w:left="1077" w:header="454" w:footer="454" w:gutter="0"/>
@@ -13748,6 +13753,26 @@
       </w:rPr>
       <w:fldChar w:fldCharType="end"/>
     </w:r>
+  </w:p>
+</w:ftr>
+</file>
+
+<file path=word/footer34.xml><?xml version="1.0" encoding="utf-8"?>
+<w:ftr xmlns:m="http://schemas.openxmlformats.org/officeDocument/2006/math" xmlns:mc="http://schemas.openxmlformats.org/markup-compatibility/2006" xmlns:mo="http://schemas.microsoft.com/office/mac/office/2008/main" xmlns:mv="urn:schemas-microsoft-com:mac:vml" xmlns:o="urn:schemas-microsoft-com:office:office" xmlns:r="http://schemas.openxmlformats.org/officeDocument/2006/relationships" xmlns:v="urn:schemas-microsoft-com:vml" xmlns:w10="urn:schemas-microsoft-com:office:word" xmlns:w14="http://schemas.microsoft.com/office/word/2010/wordml" xmlns:w="http://schemas.openxmlformats.org/wordprocessingml/2006/main" xmlns:wne="http://schemas.microsoft.com/office/word/2006/wordml" xmlns:wp14="http://schemas.microsoft.com/office/word/2010/wordprocessingDrawing" xmlns:wp="http://schemas.openxmlformats.org/drawingml/2006/wordprocessingDrawing" xmlns:wpc="http://schemas.microsoft.com/office/word/2010/wordprocessingCanvas" xmlns:wpg="http://schemas.microsoft.com/office/word/2010/wordprocessingGroup" xmlns:wpi="http://schemas.microsoft.com/office/word/2010/wordprocessingInk" xmlns:wps="http://schemas.microsoft.com/office/word/2010/wordprocessingShape" mc:Ignorable="w14 wp14">
+  <w:p>
+    <w:pPr>
+      <w:pStyle w:val="Footer"/>
+    </w:pPr>
+  </w:p>
+</w:ftr>
+</file>
+
+<file path=word/footer35.xml><?xml version="1.0" encoding="utf-8"?>
+<w:ftr xmlns:m="http://schemas.openxmlformats.org/officeDocument/2006/math" xmlns:mc="http://schemas.openxmlformats.org/markup-compatibility/2006" xmlns:mo="http://schemas.microsoft.com/office/mac/office/2008/main" xmlns:mv="urn:schemas-microsoft-com:mac:vml" xmlns:o="urn:schemas-microsoft-com:office:office" xmlns:r="http://schemas.openxmlformats.org/officeDocument/2006/relationships" xmlns:v="urn:schemas-microsoft-com:vml" xmlns:w10="urn:schemas-microsoft-com:office:word" xmlns:w14="http://schemas.microsoft.com/office/word/2010/wordml" xmlns:w="http://schemas.openxmlformats.org/wordprocessingml/2006/main" xmlns:wne="http://schemas.microsoft.com/office/word/2006/wordml" xmlns:wp14="http://schemas.microsoft.com/office/word/2010/wordprocessingDrawing" xmlns:wp="http://schemas.openxmlformats.org/drawingml/2006/wordprocessingDrawing" xmlns:wpc="http://schemas.microsoft.com/office/word/2010/wordprocessingCanvas" xmlns:wpg="http://schemas.microsoft.com/office/word/2010/wordprocessingGroup" xmlns:wpi="http://schemas.microsoft.com/office/word/2010/wordprocessingInk" xmlns:wps="http://schemas.microsoft.com/office/word/2010/wordprocessingShape" mc:Ignorable="w14 wp14">
+  <w:p>
+    <w:pPr>
+      <w:pStyle w:val="Footer"/>
+    </w:pPr>
   </w:p>
 </w:ftr>
 </file>
@@ -14009,6 +14034,36 @@
     <w:r>
       <w:t>TÍTULO DEL LIBRO</w:t>
     </w:r>
+  </w:p>
+</w:hdr>
+</file>
+
+<file path=word/header3.xml><?xml version="1.0" encoding="utf-8"?>
+<w:hdr xmlns:m="http://schemas.openxmlformats.org/officeDocument/2006/math" xmlns:mc="http://schemas.openxmlformats.org/markup-compatibility/2006" xmlns:mo="http://schemas.microsoft.com/office/mac/office/2008/main" xmlns:mv="urn:schemas-microsoft-com:mac:vml" xmlns:o="urn:schemas-microsoft-com:office:office" xmlns:r="http://schemas.openxmlformats.org/officeDocument/2006/relationships" xmlns:v="urn:schemas-microsoft-com:vml" xmlns:w10="urn:schemas-microsoft-com:office:word" xmlns:w14="http://schemas.microsoft.com/office/word/2010/wordml" xmlns:w="http://schemas.openxmlformats.org/wordprocessingml/2006/main" xmlns:wne="http://schemas.microsoft.com/office/word/2006/wordml" xmlns:wp14="http://schemas.microsoft.com/office/word/2010/wordprocessingDrawing" xmlns:wp="http://schemas.openxmlformats.org/drawingml/2006/wordprocessingDrawing" xmlns:wpc="http://schemas.microsoft.com/office/word/2010/wordprocessingCanvas" xmlns:wpg="http://schemas.microsoft.com/office/word/2010/wordprocessingGroup" xmlns:wpi="http://schemas.microsoft.com/office/word/2010/wordprocessingInk" xmlns:wps="http://schemas.microsoft.com/office/word/2010/wordprocessingShape" mc:Ignorable="w14 wp14">
+  <w:p>
+    <w:pPr>
+      <w:pStyle w:val="Header"/>
+    </w:pPr>
+  </w:p>
+</w:hdr>
+</file>
+
+<file path=word/header4.xml><?xml version="1.0" encoding="utf-8"?>
+<w:hdr xmlns:m="http://schemas.openxmlformats.org/officeDocument/2006/math" xmlns:mc="http://schemas.openxmlformats.org/markup-compatibility/2006" xmlns:mo="http://schemas.microsoft.com/office/mac/office/2008/main" xmlns:mv="urn:schemas-microsoft-com:mac:vml" xmlns:o="urn:schemas-microsoft-com:office:office" xmlns:r="http://schemas.openxmlformats.org/officeDocument/2006/relationships" xmlns:v="urn:schemas-microsoft-com:vml" xmlns:w10="urn:schemas-microsoft-com:office:word" xmlns:w14="http://schemas.microsoft.com/office/word/2010/wordml" xmlns:w="http://schemas.openxmlformats.org/wordprocessingml/2006/main" xmlns:wne="http://schemas.microsoft.com/office/word/2006/wordml" xmlns:wp14="http://schemas.microsoft.com/office/word/2010/wordprocessingDrawing" xmlns:wp="http://schemas.openxmlformats.org/drawingml/2006/wordprocessingDrawing" xmlns:wpc="http://schemas.microsoft.com/office/word/2010/wordprocessingCanvas" xmlns:wpg="http://schemas.microsoft.com/office/word/2010/wordprocessingGroup" xmlns:wpi="http://schemas.microsoft.com/office/word/2010/wordprocessingInk" xmlns:wps="http://schemas.microsoft.com/office/word/2010/wordprocessingShape" mc:Ignorable="w14 wp14">
+  <w:p>
+    <w:pPr>
+      <w:pStyle w:val="Header"/>
+    </w:pPr>
+  </w:p>
+</w:hdr>
+</file>
+
+<file path=word/header5.xml><?xml version="1.0" encoding="utf-8"?>
+<w:hdr xmlns:m="http://schemas.openxmlformats.org/officeDocument/2006/math" xmlns:mc="http://schemas.openxmlformats.org/markup-compatibility/2006" xmlns:mo="http://schemas.microsoft.com/office/mac/office/2008/main" xmlns:mv="urn:schemas-microsoft-com:mac:vml" xmlns:o="urn:schemas-microsoft-com:office:office" xmlns:r="http://schemas.openxmlformats.org/officeDocument/2006/relationships" xmlns:v="urn:schemas-microsoft-com:vml" xmlns:w10="urn:schemas-microsoft-com:office:word" xmlns:w14="http://schemas.microsoft.com/office/word/2010/wordml" xmlns:w="http://schemas.openxmlformats.org/wordprocessingml/2006/main" xmlns:wne="http://schemas.microsoft.com/office/word/2006/wordml" xmlns:wp14="http://schemas.microsoft.com/office/word/2010/wordprocessingDrawing" xmlns:wp="http://schemas.openxmlformats.org/drawingml/2006/wordprocessingDrawing" xmlns:wpc="http://schemas.microsoft.com/office/word/2010/wordprocessingCanvas" xmlns:wpg="http://schemas.microsoft.com/office/word/2010/wordprocessingGroup" xmlns:wpi="http://schemas.microsoft.com/office/word/2010/wordprocessingInk" xmlns:wps="http://schemas.microsoft.com/office/word/2010/wordprocessingShape" mc:Ignorable="w14 wp14">
+  <w:p>
+    <w:pPr>
+      <w:pStyle w:val="Header"/>
+    </w:pPr>
   </w:p>
 </w:hdr>
 </file>
